--- a/dossier-deets-apprentissage/word/07_Notice_suivi_en_entreprise_et_coherence_CFA_entreprise.docx
+++ b/dossier-deets-apprentissage/word/07_Notice_suivi_en_entreprise_et_coherence_CFA_entreprise.docx
@@ -8,27 +8,38 @@
       </w:pPr>
       <w:r>
         <w:rPr>
-          <w:rFonts w:ascii="Arial" w:cs="Arial" w:eastAsia="Arial" w:hAnsi="Arial"/>
+          <w:rFonts w:ascii="Montserrat" w:cs="Montserrat" w:eastAsia="Montserrat" w:hAnsi="Montserrat"/>
           <w:b/>
           <w:bCs/>
-          <w:color w:val="1F3A5F"/>
-          <w:sz w:val="36"/>
-          <w:szCs w:val="36"/>
-        </w:rPr>
-        <w:t xml:space="preserve">YEBA FORMATIONS</w:t>
+          <w:color w:val="1B3A6B"/>
+          <w:sz w:val="40"/>
+          <w:szCs w:val="40"/>
+        </w:rPr>
+        <w:t xml:space="preserve">YEBA</w:t>
+      </w:r>
+      <w:r>
+        <w:rPr>
+          <w:rFonts w:ascii="Montserrat" w:cs="Montserrat" w:eastAsia="Montserrat" w:hAnsi="Montserrat"/>
+          <w:b/>
+          <w:bCs/>
+          <w:color w:val="C9AB4C"/>
+          <w:sz w:val="40"/>
+          <w:szCs w:val="40"/>
+        </w:rPr>
+        <w:t xml:space="preserve">  FORMATIONS</w:t>
       </w:r>
     </w:p>
     <w:p>
       <w:pPr>
         <w:pBdr>
-          <w:bottom w:val="single" w:color="C8691C" w:sz="12" w:space="6"/>
+          <w:bottom w:val="single" w:color="C9AB4C" w:sz="12" w:space="6"/>
         </w:pBdr>
         <w:spacing w:after="240"/>
       </w:pPr>
       <w:r>
         <w:rPr>
-          <w:rFonts w:ascii="Arial" w:cs="Arial" w:eastAsia="Arial" w:hAnsi="Arial"/>
-          <w:color w:val="595959"/>
+          <w:rFonts w:ascii="Inter" w:cs="Inter" w:eastAsia="Inter" w:hAnsi="Inter"/>
+          <w:color w:val="4D4D4D"/>
           <w:sz w:val="20"/>
           <w:szCs w:val="20"/>
         </w:rPr>
@@ -41,10 +52,10 @@
       </w:pPr>
       <w:r>
         <w:rPr>
-          <w:rFonts w:ascii="Arial" w:cs="Arial" w:eastAsia="Arial" w:hAnsi="Arial"/>
+          <w:rFonts w:ascii="Montserrat" w:cs="Montserrat" w:eastAsia="Montserrat" w:hAnsi="Montserrat"/>
           <w:b/>
           <w:bCs/>
-          <w:color w:val="C8691C"/>
+          <w:color w:val="4D4D4D"/>
           <w:sz w:val="24"/>
           <w:szCs w:val="24"/>
         </w:rPr>
@@ -57,10 +68,10 @@
       </w:pPr>
       <w:r>
         <w:rPr>
-          <w:rFonts w:ascii="Arial" w:cs="Arial" w:eastAsia="Arial" w:hAnsi="Arial"/>
+          <w:rFonts w:ascii="Montserrat" w:cs="Montserrat" w:eastAsia="Montserrat" w:hAnsi="Montserrat"/>
           <w:b/>
           <w:bCs/>
-          <w:color w:val="1F3A5F"/>
+          <w:color w:val="1B3A6B"/>
           <w:sz w:val="32"/>
           <w:szCs w:val="32"/>
         </w:rPr>
@@ -91,21 +102,21 @@
         <w:tc>
           <w:tcPr>
             <w:tcW w:type="dxa" w:w="2600"/>
-            <w:shd w:fill="1F3A5F" w:color="auto" w:val="clear"/>
-            <w:tcMar>
-              <w:top w:type="dxa" w:w="60"/>
-              <w:left w:type="dxa" w:w="90"/>
-              <w:bottom w:type="dxa" w:w="60"/>
-              <w:right w:type="dxa" w:w="90"/>
-            </w:tcMar>
-          </w:tcPr>
-          <w:p>
-            <w:pPr>
-              <w:spacing w:after="40"/>
-            </w:pPr>
-            <w:r>
-              <w:rPr>
-                <w:rFonts w:ascii="Arial" w:cs="Arial" w:eastAsia="Arial" w:hAnsi="Arial"/>
+            <w:shd w:fill="1B3A6B" w:color="auto" w:val="clear"/>
+            <w:tcMar>
+              <w:top w:type="dxa" w:w="60"/>
+              <w:left w:type="dxa" w:w="90"/>
+              <w:bottom w:type="dxa" w:w="60"/>
+              <w:right w:type="dxa" w:w="90"/>
+            </w:tcMar>
+          </w:tcPr>
+          <w:p>
+            <w:pPr>
+              <w:spacing w:after="40"/>
+            </w:pPr>
+            <w:r>
+              <w:rPr>
+                <w:rFonts w:ascii="Inter" w:cs="Inter" w:eastAsia="Inter" w:hAnsi="Inter"/>
                 <w:b/>
                 <w:bCs/>
                 <w:color w:val="FFFFFF"/>
@@ -117,21 +128,21 @@
         <w:tc>
           <w:tcPr>
             <w:tcW w:type="dxa" w:w="7038"/>
-            <w:shd w:fill="1F3A5F" w:color="auto" w:val="clear"/>
-            <w:tcMar>
-              <w:top w:type="dxa" w:w="60"/>
-              <w:left w:type="dxa" w:w="90"/>
-              <w:bottom w:type="dxa" w:w="60"/>
-              <w:right w:type="dxa" w:w="90"/>
-            </w:tcMar>
-          </w:tcPr>
-          <w:p>
-            <w:pPr>
-              <w:spacing w:after="40"/>
-            </w:pPr>
-            <w:r>
-              <w:rPr>
-                <w:rFonts w:ascii="Arial" w:cs="Arial" w:eastAsia="Arial" w:hAnsi="Arial"/>
+            <w:shd w:fill="1B3A6B" w:color="auto" w:val="clear"/>
+            <w:tcMar>
+              <w:top w:type="dxa" w:w="60"/>
+              <w:left w:type="dxa" w:w="90"/>
+              <w:bottom w:type="dxa" w:w="60"/>
+              <w:right w:type="dxa" w:w="90"/>
+            </w:tcMar>
+          </w:tcPr>
+          <w:p>
+            <w:pPr>
+              <w:spacing w:after="40"/>
+            </w:pPr>
+            <w:r>
+              <w:rPr>
+                <w:rFonts w:ascii="Inter" w:cs="Inter" w:eastAsia="Inter" w:hAnsi="Inter"/>
                 <w:b/>
                 <w:bCs/>
                 <w:color w:val="FFFFFF"/>
@@ -161,7 +172,7 @@
             </w:pPr>
             <w:r>
               <w:rPr>
-                <w:rFonts w:ascii="Arial" w:cs="Arial" w:eastAsia="Arial" w:hAnsi="Arial"/>
+                <w:rFonts w:ascii="Inter" w:cs="Inter" w:eastAsia="Inter" w:hAnsi="Inter"/>
               </w:rPr>
               <w:t xml:space="preserve">Destinataire</w:t>
             </w:r>
@@ -183,7 +194,7 @@
             </w:pPr>
             <w:r>
               <w:rPr>
-                <w:rFonts w:ascii="Arial" w:cs="Arial" w:eastAsia="Arial" w:hAnsi="Arial"/>
+                <w:rFonts w:ascii="Inter" w:cs="Inter" w:eastAsia="Inter" w:hAnsi="Inter"/>
               </w:rPr>
               <w:t xml:space="preserve">DEETS La Réunion — Service de contrôle de la formation professionnelle</w:t>
             </w:r>
@@ -197,21 +208,21 @@
         <w:tc>
           <w:tcPr>
             <w:tcW w:type="dxa" w:w="2600"/>
-            <w:shd w:fill="EAF0F6" w:color="auto" w:val="clear"/>
-            <w:tcMar>
-              <w:top w:type="dxa" w:w="60"/>
-              <w:left w:type="dxa" w:w="90"/>
-              <w:bottom w:type="dxa" w:w="60"/>
-              <w:right w:type="dxa" w:w="90"/>
-            </w:tcMar>
-          </w:tcPr>
-          <w:p>
-            <w:pPr>
-              <w:spacing w:after="40"/>
-            </w:pPr>
-            <w:r>
-              <w:rPr>
-                <w:rFonts w:ascii="Arial" w:cs="Arial" w:eastAsia="Arial" w:hAnsi="Arial"/>
+            <w:shd w:fill="EEF1F6" w:color="auto" w:val="clear"/>
+            <w:tcMar>
+              <w:top w:type="dxa" w:w="60"/>
+              <w:left w:type="dxa" w:w="90"/>
+              <w:bottom w:type="dxa" w:w="60"/>
+              <w:right w:type="dxa" w:w="90"/>
+            </w:tcMar>
+          </w:tcPr>
+          <w:p>
+            <w:pPr>
+              <w:spacing w:after="40"/>
+            </w:pPr>
+            <w:r>
+              <w:rPr>
+                <w:rFonts w:ascii="Inter" w:cs="Inter" w:eastAsia="Inter" w:hAnsi="Inter"/>
               </w:rPr>
               <w:t xml:space="preserve">Référence</w:t>
             </w:r>
@@ -220,21 +231,21 @@
         <w:tc>
           <w:tcPr>
             <w:tcW w:type="dxa" w:w="7038"/>
-            <w:shd w:fill="EAF0F6" w:color="auto" w:val="clear"/>
-            <w:tcMar>
-              <w:top w:type="dxa" w:w="60"/>
-              <w:left w:type="dxa" w:w="90"/>
-              <w:bottom w:type="dxa" w:w="60"/>
-              <w:right w:type="dxa" w:w="90"/>
-            </w:tcMar>
-          </w:tcPr>
-          <w:p>
-            <w:pPr>
-              <w:spacing w:after="40"/>
-            </w:pPr>
-            <w:r>
-              <w:rPr>
-                <w:rFonts w:ascii="Arial" w:cs="Arial" w:eastAsia="Arial" w:hAnsi="Arial"/>
+            <w:shd w:fill="EEF1F6" w:color="auto" w:val="clear"/>
+            <w:tcMar>
+              <w:top w:type="dxa" w:w="60"/>
+              <w:left w:type="dxa" w:w="90"/>
+              <w:bottom w:type="dxa" w:w="60"/>
+              <w:right w:type="dxa" w:w="90"/>
+            </w:tcMar>
+          </w:tcPr>
+          <w:p>
+            <w:pPr>
+              <w:spacing w:after="40"/>
+            </w:pPr>
+            <w:r>
+              <w:rPr>
+                <w:rFonts w:ascii="Inter" w:cs="Inter" w:eastAsia="Inter" w:hAnsi="Inter"/>
               </w:rPr>
               <w:t xml:space="preserve">Courriel de la DEETS du 20 octobre 2026 — instruction au titre de l’article L.6351-5 du Code du travail</w:t>
             </w:r>
@@ -261,7 +272,7 @@
             </w:pPr>
             <w:r>
               <w:rPr>
-                <w:rFonts w:ascii="Arial" w:cs="Arial" w:eastAsia="Arial" w:hAnsi="Arial"/>
+                <w:rFonts w:ascii="Inter" w:cs="Inter" w:eastAsia="Inter" w:hAnsi="Inter"/>
               </w:rPr>
               <w:t xml:space="preserve">Objet de la pièce</w:t>
             </w:r>
@@ -283,7 +294,7 @@
             </w:pPr>
             <w:r>
               <w:rPr>
-                <w:rFonts w:ascii="Arial" w:cs="Arial" w:eastAsia="Arial" w:hAnsi="Arial"/>
+                <w:rFonts w:ascii="Inter" w:cs="Inter" w:eastAsia="Inter" w:hAnsi="Inter"/>
               </w:rPr>
               <w:t xml:space="preserve">Descriptif exhaustif des modalités et de la périodicité du suivi en entreprise, et des outils garantissant la cohérence entre les deux lieux de formation.</w:t>
             </w:r>
@@ -297,21 +308,21 @@
         <w:tc>
           <w:tcPr>
             <w:tcW w:type="dxa" w:w="2600"/>
-            <w:shd w:fill="EAF0F6" w:color="auto" w:val="clear"/>
-            <w:tcMar>
-              <w:top w:type="dxa" w:w="60"/>
-              <w:left w:type="dxa" w:w="90"/>
-              <w:bottom w:type="dxa" w:w="60"/>
-              <w:right w:type="dxa" w:w="90"/>
-            </w:tcMar>
-          </w:tcPr>
-          <w:p>
-            <w:pPr>
-              <w:spacing w:after="40"/>
-            </w:pPr>
-            <w:r>
-              <w:rPr>
-                <w:rFonts w:ascii="Arial" w:cs="Arial" w:eastAsia="Arial" w:hAnsi="Arial"/>
+            <w:shd w:fill="EEF1F6" w:color="auto" w:val="clear"/>
+            <w:tcMar>
+              <w:top w:type="dxa" w:w="60"/>
+              <w:left w:type="dxa" w:w="90"/>
+              <w:bottom w:type="dxa" w:w="60"/>
+              <w:right w:type="dxa" w:w="90"/>
+            </w:tcMar>
+          </w:tcPr>
+          <w:p>
+            <w:pPr>
+              <w:spacing w:after="40"/>
+            </w:pPr>
+            <w:r>
+              <w:rPr>
+                <w:rFonts w:ascii="Inter" w:cs="Inter" w:eastAsia="Inter" w:hAnsi="Inter"/>
               </w:rPr>
               <w:t xml:space="preserve">Organisme</w:t>
             </w:r>
@@ -320,23 +331,23 @@
         <w:tc>
           <w:tcPr>
             <w:tcW w:type="dxa" w:w="7038"/>
-            <w:shd w:fill="EAF0F6" w:color="auto" w:val="clear"/>
-            <w:tcMar>
-              <w:top w:type="dxa" w:w="60"/>
-              <w:left w:type="dxa" w:w="90"/>
-              <w:bottom w:type="dxa" w:w="60"/>
-              <w:right w:type="dxa" w:w="90"/>
-            </w:tcMar>
-          </w:tcPr>
-          <w:p>
-            <w:pPr>
-              <w:spacing w:after="40"/>
-            </w:pPr>
-            <w:r>
-              <w:rPr>
-                <w:rFonts w:ascii="Arial" w:cs="Arial" w:eastAsia="Arial" w:hAnsi="Arial"/>
-              </w:rPr>
-              <w:t xml:space="preserve">YEBA FORMATIONS — SIRET 814 622 262 00032 — NDA 04973676397</w:t>
+            <w:shd w:fill="EEF1F6" w:color="auto" w:val="clear"/>
+            <w:tcMar>
+              <w:top w:type="dxa" w:w="60"/>
+              <w:left w:type="dxa" w:w="90"/>
+              <w:bottom w:type="dxa" w:w="60"/>
+              <w:right w:type="dxa" w:w="90"/>
+            </w:tcMar>
+          </w:tcPr>
+          <w:p>
+            <w:pPr>
+              <w:spacing w:after="40"/>
+            </w:pPr>
+            <w:r>
+              <w:rPr>
+                <w:rFonts w:ascii="Inter" w:cs="Inter" w:eastAsia="Inter" w:hAnsi="Inter"/>
+              </w:rPr>
+              <w:t xml:space="preserve">YEBA FORMATIONS — SIRET 814 622 262 00032 — NDA 04973676397 — UAI 9742022E</w:t>
             </w:r>
           </w:p>
         </w:tc>
@@ -361,9 +372,9 @@
             </w:pPr>
             <w:r>
               <w:rPr>
-                <w:rFonts w:ascii="Arial" w:cs="Arial" w:eastAsia="Arial" w:hAnsi="Arial"/>
-              </w:rPr>
-              <w:t xml:space="preserve">Certification Qualiopi</w:t>
+                <w:rFonts w:ascii="Inter" w:cs="Inter" w:eastAsia="Inter" w:hAnsi="Inter"/>
+              </w:rPr>
+              <w:t xml:space="preserve">Lieu de formation</w:t>
             </w:r>
           </w:p>
         </w:tc>
@@ -383,19 +394,9 @@
             </w:pPr>
             <w:r>
               <w:rPr>
-                <w:rFonts w:ascii="Arial" w:cs="Arial" w:eastAsia="Arial" w:hAnsi="Arial"/>
-              </w:rPr>
-              <w:t xml:space="preserve">n° 25FOR02027.1 — </w:t>
-            </w:r>
-            <w:r>
-              <w:rPr>
-                <w:rFonts w:ascii="Arial" w:cs="Arial" w:eastAsia="Arial" w:hAnsi="Arial"/>
-                <w:b/>
-                <w:bCs/>
-                <w:highlight w:val="yellow"/>
-                <w:highlightCs w:val="yellow"/>
-              </w:rPr>
-              <w:t xml:space="preserve">[préciser si la catégorie « actions de formation par apprentissage » est déjà couverte ou en cours d’extension]</w:t>
+                <w:rFonts w:ascii="Inter" w:cs="Inter" w:eastAsia="Inter" w:hAnsi="Inter"/>
+              </w:rPr>
+              <w:t xml:space="preserve">7 rue Henri Cornu, Immeuble Rodrigue 2, Technopole Réunion / Technor, 97490 Sainte-Clotilde (Saint-Denis)</w:t>
             </w:r>
           </w:p>
         </w:tc>
@@ -407,46 +408,46 @@
         <w:tc>
           <w:tcPr>
             <w:tcW w:type="dxa" w:w="2600"/>
-            <w:shd w:fill="EAF0F6" w:color="auto" w:val="clear"/>
-            <w:tcMar>
-              <w:top w:type="dxa" w:w="60"/>
-              <w:left w:type="dxa" w:w="90"/>
-              <w:bottom w:type="dxa" w:w="60"/>
-              <w:right w:type="dxa" w:w="90"/>
-            </w:tcMar>
-          </w:tcPr>
-          <w:p>
-            <w:pPr>
-              <w:spacing w:after="40"/>
-            </w:pPr>
-            <w:r>
-              <w:rPr>
-                <w:rFonts w:ascii="Arial" w:cs="Arial" w:eastAsia="Arial" w:hAnsi="Arial"/>
-              </w:rPr>
-              <w:t xml:space="preserve">Responsable</w:t>
+            <w:shd w:fill="EEF1F6" w:color="auto" w:val="clear"/>
+            <w:tcMar>
+              <w:top w:type="dxa" w:w="60"/>
+              <w:left w:type="dxa" w:w="90"/>
+              <w:bottom w:type="dxa" w:w="60"/>
+              <w:right w:type="dxa" w:w="90"/>
+            </w:tcMar>
+          </w:tcPr>
+          <w:p>
+            <w:pPr>
+              <w:spacing w:after="40"/>
+            </w:pPr>
+            <w:r>
+              <w:rPr>
+                <w:rFonts w:ascii="Inter" w:cs="Inter" w:eastAsia="Inter" w:hAnsi="Inter"/>
+              </w:rPr>
+              <w:t xml:space="preserve">Certification Qualiopi</w:t>
             </w:r>
           </w:p>
         </w:tc>
         <w:tc>
           <w:tcPr>
             <w:tcW w:type="dxa" w:w="7038"/>
-            <w:shd w:fill="EAF0F6" w:color="auto" w:val="clear"/>
-            <w:tcMar>
-              <w:top w:type="dxa" w:w="60"/>
-              <w:left w:type="dxa" w:w="90"/>
-              <w:bottom w:type="dxa" w:w="60"/>
-              <w:right w:type="dxa" w:w="90"/>
-            </w:tcMar>
-          </w:tcPr>
-          <w:p>
-            <w:pPr>
-              <w:spacing w:after="40"/>
-            </w:pPr>
-            <w:r>
-              <w:rPr>
-                <w:rFonts w:ascii="Arial" w:cs="Arial" w:eastAsia="Arial" w:hAnsi="Arial"/>
-              </w:rPr>
-              <w:t xml:space="preserve">Aurélien LUMEKA, Directeur</w:t>
+            <w:shd w:fill="EEF1F6" w:color="auto" w:val="clear"/>
+            <w:tcMar>
+              <w:top w:type="dxa" w:w="60"/>
+              <w:left w:type="dxa" w:w="90"/>
+              <w:bottom w:type="dxa" w:w="60"/>
+              <w:right w:type="dxa" w:w="90"/>
+            </w:tcMar>
+          </w:tcPr>
+          <w:p>
+            <w:pPr>
+              <w:spacing w:after="40"/>
+            </w:pPr>
+            <w:r>
+              <w:rPr>
+                <w:rFonts w:ascii="Inter" w:cs="Inter" w:eastAsia="Inter" w:hAnsi="Inter"/>
+              </w:rPr>
+              <w:t xml:space="preserve">n° 25FOR02027.1 (actions de formation). Extension à la catégorie « actions de formation par apprentissage » engagée : l’audit d’extension sera réalisé dès l’entrée en formation du premier apprenti (courriel de l’organisme certificateur du 14/10/2026).</w:t>
             </w:r>
           </w:p>
         </w:tc>
@@ -471,7 +472,57 @@
             </w:pPr>
             <w:r>
               <w:rPr>
-                <w:rFonts w:ascii="Arial" w:cs="Arial" w:eastAsia="Arial" w:hAnsi="Arial"/>
+                <w:rFonts w:ascii="Inter" w:cs="Inter" w:eastAsia="Inter" w:hAnsi="Inter"/>
+              </w:rPr>
+              <w:t xml:space="preserve">Responsable</w:t>
+            </w:r>
+          </w:p>
+        </w:tc>
+        <w:tc>
+          <w:tcPr>
+            <w:tcW w:type="dxa" w:w="7038"/>
+            <w:tcMar>
+              <w:top w:type="dxa" w:w="60"/>
+              <w:left w:type="dxa" w:w="90"/>
+              <w:bottom w:type="dxa" w:w="60"/>
+              <w:right w:type="dxa" w:w="90"/>
+            </w:tcMar>
+          </w:tcPr>
+          <w:p>
+            <w:pPr>
+              <w:spacing w:after="40"/>
+            </w:pPr>
+            <w:r>
+              <w:rPr>
+                <w:rFonts w:ascii="Inter" w:cs="Inter" w:eastAsia="Inter" w:hAnsi="Inter"/>
+              </w:rPr>
+              <w:t xml:space="preserve">Aurélien LUMEKA, Directeur</w:t>
+            </w:r>
+          </w:p>
+        </w:tc>
+      </w:tr>
+      <w:tr>
+        <w:trPr>
+          <w:cantSplit/>
+        </w:trPr>
+        <w:tc>
+          <w:tcPr>
+            <w:tcW w:type="dxa" w:w="2600"/>
+            <w:shd w:fill="EEF1F6" w:color="auto" w:val="clear"/>
+            <w:tcMar>
+              <w:top w:type="dxa" w:w="60"/>
+              <w:left w:type="dxa" w:w="90"/>
+              <w:bottom w:type="dxa" w:w="60"/>
+              <w:right w:type="dxa" w:w="90"/>
+            </w:tcMar>
+          </w:tcPr>
+          <w:p>
+            <w:pPr>
+              <w:spacing w:after="40"/>
+            </w:pPr>
+            <w:r>
+              <w:rPr>
+                <w:rFonts w:ascii="Inter" w:cs="Inter" w:eastAsia="Inter" w:hAnsi="Inter"/>
               </w:rPr>
               <w:t xml:space="preserve">Version</w:t>
             </w:r>
@@ -480,22 +531,23 @@
         <w:tc>
           <w:tcPr>
             <w:tcW w:type="dxa" w:w="7038"/>
-            <w:tcMar>
-              <w:top w:type="dxa" w:w="60"/>
-              <w:left w:type="dxa" w:w="90"/>
-              <w:bottom w:type="dxa" w:w="60"/>
-              <w:right w:type="dxa" w:w="90"/>
-            </w:tcMar>
-          </w:tcPr>
-          <w:p>
-            <w:pPr>
-              <w:spacing w:after="40"/>
-            </w:pPr>
-            <w:r>
-              <w:rPr>
-                <w:rFonts w:ascii="Arial" w:cs="Arial" w:eastAsia="Arial" w:hAnsi="Arial"/>
-              </w:rPr>
-              <w:t xml:space="preserve">Version 1 du 28/10/2026</w:t>
+            <w:shd w:fill="EEF1F6" w:color="auto" w:val="clear"/>
+            <w:tcMar>
+              <w:top w:type="dxa" w:w="60"/>
+              <w:left w:type="dxa" w:w="90"/>
+              <w:bottom w:type="dxa" w:w="60"/>
+              <w:right w:type="dxa" w:w="90"/>
+            </w:tcMar>
+          </w:tcPr>
+          <w:p>
+            <w:pPr>
+              <w:spacing w:after="40"/>
+            </w:pPr>
+            <w:r>
+              <w:rPr>
+                <w:rFonts w:ascii="Inter" w:cs="Inter" w:eastAsia="Inter" w:hAnsi="Inter"/>
+              </w:rPr>
+              <w:t xml:space="preserve">Version 2 du 28/10/2026</w:t>
             </w:r>
           </w:p>
         </w:tc>
@@ -514,7 +566,7 @@
       </w:pPr>
       <w:r>
         <w:rPr>
-          <w:rFonts w:ascii="Arial" w:cs="Arial" w:eastAsia="Arial" w:hAnsi="Arial"/>
+          <w:rFonts w:ascii="Montserrat" w:cs="Montserrat" w:eastAsia="Montserrat" w:hAnsi="Montserrat"/>
         </w:rPr>
         <w:t xml:space="preserve">1. Objectif</w:t>
       </w:r>
@@ -526,13 +578,13 @@
       </w:pPr>
       <w:r>
         <w:rPr>
-          <w:rFonts w:ascii="Arial" w:cs="Arial" w:eastAsia="Arial" w:hAnsi="Arial"/>
+          <w:rFonts w:ascii="Inter" w:cs="Inter" w:eastAsia="Inter" w:hAnsi="Inter"/>
         </w:rPr>
         <w:t xml:space="preserve">L’article L.6231-2 du Code du travail charge le CFA d’assurer la cohérence entre la formation dispensée en son sein et celle dispensée au sein de l’entreprise, en organisant notamment la coopération entre les formateurs et les maîtres d’apprentissage. YEBA FORMATIONS désigne pour chaque apprenti un </w:t>
       </w:r>
       <w:r>
         <w:rPr>
-          <w:rFonts w:ascii="Arial" w:cs="Arial" w:eastAsia="Arial" w:hAnsi="Arial"/>
+          <w:rFonts w:ascii="Inter" w:cs="Inter" w:eastAsia="Inter" w:hAnsi="Inter"/>
           <w:b/>
           <w:bCs/>
         </w:rPr>
@@ -540,7 +592,7 @@
       </w:r>
       <w:r>
         <w:rPr>
-          <w:rFonts w:ascii="Arial" w:cs="Arial" w:eastAsia="Arial" w:hAnsi="Arial"/>
+          <w:rFonts w:ascii="Inter" w:cs="Inter" w:eastAsia="Inter" w:hAnsi="Inter"/>
         </w:rPr>
         <w:t xml:space="preserve">, interlocuteur du maître d’apprentissage pendant toute la durée du contrat.</w:t>
       </w:r>
@@ -553,7 +605,7 @@
       </w:pPr>
       <w:r>
         <w:rPr>
-          <w:rFonts w:ascii="Arial" w:cs="Arial" w:eastAsia="Arial" w:hAnsi="Arial"/>
+          <w:rFonts w:ascii="Montserrat" w:cs="Montserrat" w:eastAsia="Montserrat" w:hAnsi="Montserrat"/>
         </w:rPr>
         <w:t xml:space="preserve">2. Calendrier de suivi</w:t>
       </w:r>
@@ -584,21 +636,21 @@
         <w:tc>
           <w:tcPr>
             <w:tcW w:type="dxa" w:w="1900"/>
-            <w:shd w:fill="1F3A5F" w:color="auto" w:val="clear"/>
-            <w:tcMar>
-              <w:top w:type="dxa" w:w="60"/>
-              <w:left w:type="dxa" w:w="90"/>
-              <w:bottom w:type="dxa" w:w="60"/>
-              <w:right w:type="dxa" w:w="90"/>
-            </w:tcMar>
-          </w:tcPr>
-          <w:p>
-            <w:pPr>
-              <w:spacing w:after="40"/>
-            </w:pPr>
-            <w:r>
-              <w:rPr>
-                <w:rFonts w:ascii="Arial" w:cs="Arial" w:eastAsia="Arial" w:hAnsi="Arial"/>
+            <w:shd w:fill="1B3A6B" w:color="auto" w:val="clear"/>
+            <w:tcMar>
+              <w:top w:type="dxa" w:w="60"/>
+              <w:left w:type="dxa" w:w="90"/>
+              <w:bottom w:type="dxa" w:w="60"/>
+              <w:right w:type="dxa" w:w="90"/>
+            </w:tcMar>
+          </w:tcPr>
+          <w:p>
+            <w:pPr>
+              <w:spacing w:after="40"/>
+            </w:pPr>
+            <w:r>
+              <w:rPr>
+                <w:rFonts w:ascii="Inter" w:cs="Inter" w:eastAsia="Inter" w:hAnsi="Inter"/>
                 <w:b/>
                 <w:bCs/>
                 <w:color w:val="FFFFFF"/>
@@ -610,21 +662,21 @@
         <w:tc>
           <w:tcPr>
             <w:tcW w:type="dxa" w:w="2200"/>
-            <w:shd w:fill="1F3A5F" w:color="auto" w:val="clear"/>
-            <w:tcMar>
-              <w:top w:type="dxa" w:w="60"/>
-              <w:left w:type="dxa" w:w="90"/>
-              <w:bottom w:type="dxa" w:w="60"/>
-              <w:right w:type="dxa" w:w="90"/>
-            </w:tcMar>
-          </w:tcPr>
-          <w:p>
-            <w:pPr>
-              <w:spacing w:after="40"/>
-            </w:pPr>
-            <w:r>
-              <w:rPr>
-                <w:rFonts w:ascii="Arial" w:cs="Arial" w:eastAsia="Arial" w:hAnsi="Arial"/>
+            <w:shd w:fill="1B3A6B" w:color="auto" w:val="clear"/>
+            <w:tcMar>
+              <w:top w:type="dxa" w:w="60"/>
+              <w:left w:type="dxa" w:w="90"/>
+              <w:bottom w:type="dxa" w:w="60"/>
+              <w:right w:type="dxa" w:w="90"/>
+            </w:tcMar>
+          </w:tcPr>
+          <w:p>
+            <w:pPr>
+              <w:spacing w:after="40"/>
+            </w:pPr>
+            <w:r>
+              <w:rPr>
+                <w:rFonts w:ascii="Inter" w:cs="Inter" w:eastAsia="Inter" w:hAnsi="Inter"/>
                 <w:b/>
                 <w:bCs/>
                 <w:color w:val="FFFFFF"/>
@@ -636,21 +688,21 @@
         <w:tc>
           <w:tcPr>
             <w:tcW w:type="dxa" w:w="3600"/>
-            <w:shd w:fill="1F3A5F" w:color="auto" w:val="clear"/>
-            <w:tcMar>
-              <w:top w:type="dxa" w:w="60"/>
-              <w:left w:type="dxa" w:w="90"/>
-              <w:bottom w:type="dxa" w:w="60"/>
-              <w:right w:type="dxa" w:w="90"/>
-            </w:tcMar>
-          </w:tcPr>
-          <w:p>
-            <w:pPr>
-              <w:spacing w:after="40"/>
-            </w:pPr>
-            <w:r>
-              <w:rPr>
-                <w:rFonts w:ascii="Arial" w:cs="Arial" w:eastAsia="Arial" w:hAnsi="Arial"/>
+            <w:shd w:fill="1B3A6B" w:color="auto" w:val="clear"/>
+            <w:tcMar>
+              <w:top w:type="dxa" w:w="60"/>
+              <w:left w:type="dxa" w:w="90"/>
+              <w:bottom w:type="dxa" w:w="60"/>
+              <w:right w:type="dxa" w:w="90"/>
+            </w:tcMar>
+          </w:tcPr>
+          <w:p>
+            <w:pPr>
+              <w:spacing w:after="40"/>
+            </w:pPr>
+            <w:r>
+              <w:rPr>
+                <w:rFonts w:ascii="Inter" w:cs="Inter" w:eastAsia="Inter" w:hAnsi="Inter"/>
                 <w:b/>
                 <w:bCs/>
                 <w:color w:val="FFFFFF"/>
@@ -662,21 +714,21 @@
         <w:tc>
           <w:tcPr>
             <w:tcW w:type="dxa" w:w="1938"/>
-            <w:shd w:fill="1F3A5F" w:color="auto" w:val="clear"/>
-            <w:tcMar>
-              <w:top w:type="dxa" w:w="60"/>
-              <w:left w:type="dxa" w:w="90"/>
-              <w:bottom w:type="dxa" w:w="60"/>
-              <w:right w:type="dxa" w:w="90"/>
-            </w:tcMar>
-          </w:tcPr>
-          <w:p>
-            <w:pPr>
-              <w:spacing w:after="40"/>
-            </w:pPr>
-            <w:r>
-              <w:rPr>
-                <w:rFonts w:ascii="Arial" w:cs="Arial" w:eastAsia="Arial" w:hAnsi="Arial"/>
+            <w:shd w:fill="1B3A6B" w:color="auto" w:val="clear"/>
+            <w:tcMar>
+              <w:top w:type="dxa" w:w="60"/>
+              <w:left w:type="dxa" w:w="90"/>
+              <w:bottom w:type="dxa" w:w="60"/>
+              <w:right w:type="dxa" w:w="90"/>
+            </w:tcMar>
+          </w:tcPr>
+          <w:p>
+            <w:pPr>
+              <w:spacing w:after="40"/>
+            </w:pPr>
+            <w:r>
+              <w:rPr>
+                <w:rFonts w:ascii="Inter" w:cs="Inter" w:eastAsia="Inter" w:hAnsi="Inter"/>
                 <w:b/>
                 <w:bCs/>
                 <w:color w:val="FFFFFF"/>
@@ -706,7 +758,7 @@
             </w:pPr>
             <w:r>
               <w:rPr>
-                <w:rFonts w:ascii="Arial" w:cs="Arial" w:eastAsia="Arial" w:hAnsi="Arial"/>
+                <w:rFonts w:ascii="Inter" w:cs="Inter" w:eastAsia="Inter" w:hAnsi="Inter"/>
               </w:rPr>
               <w:t xml:space="preserve">Avant la signature</w:t>
             </w:r>
@@ -728,7 +780,7 @@
             </w:pPr>
             <w:r>
               <w:rPr>
-                <w:rFonts w:ascii="Arial" w:cs="Arial" w:eastAsia="Arial" w:hAnsi="Arial"/>
+                <w:rFonts w:ascii="Inter" w:cs="Inter" w:eastAsia="Inter" w:hAnsi="Inter"/>
               </w:rPr>
               <w:t xml:space="preserve">Échange avec l’employeur</w:t>
             </w:r>
@@ -750,7 +802,7 @@
             </w:pPr>
             <w:r>
               <w:rPr>
-                <w:rFonts w:ascii="Arial" w:cs="Arial" w:eastAsia="Arial" w:hAnsi="Arial"/>
+                <w:rFonts w:ascii="Inter" w:cs="Inter" w:eastAsia="Inter" w:hAnsi="Inter"/>
               </w:rPr>
               <w:t xml:space="preserve">Vérification que les missions confiées permettent d’acquérir les compétences du référentiel ; désignation du maître d’apprentissage</w:t>
             </w:r>
@@ -772,7 +824,7 @@
             </w:pPr>
             <w:r>
               <w:rPr>
-                <w:rFonts w:ascii="Arial" w:cs="Arial" w:eastAsia="Arial" w:hAnsi="Arial"/>
+                <w:rFonts w:ascii="Inter" w:cs="Inter" w:eastAsia="Inter" w:hAnsi="Inter"/>
               </w:rPr>
               <w:t xml:space="preserve">Fiche « Adéquation poste / référentiel »</w:t>
             </w:r>
@@ -786,21 +838,21 @@
         <w:tc>
           <w:tcPr>
             <w:tcW w:type="dxa" w:w="1900"/>
-            <w:shd w:fill="EAF0F6" w:color="auto" w:val="clear"/>
-            <w:tcMar>
-              <w:top w:type="dxa" w:w="60"/>
-              <w:left w:type="dxa" w:w="90"/>
-              <w:bottom w:type="dxa" w:w="60"/>
-              <w:right w:type="dxa" w:w="90"/>
-            </w:tcMar>
-          </w:tcPr>
-          <w:p>
-            <w:pPr>
-              <w:spacing w:after="40"/>
-            </w:pPr>
-            <w:r>
-              <w:rPr>
-                <w:rFonts w:ascii="Arial" w:cs="Arial" w:eastAsia="Arial" w:hAnsi="Arial"/>
+            <w:shd w:fill="EEF1F6" w:color="auto" w:val="clear"/>
+            <w:tcMar>
+              <w:top w:type="dxa" w:w="60"/>
+              <w:left w:type="dxa" w:w="90"/>
+              <w:bottom w:type="dxa" w:w="60"/>
+              <w:right w:type="dxa" w:w="90"/>
+            </w:tcMar>
+          </w:tcPr>
+          <w:p>
+            <w:pPr>
+              <w:spacing w:after="40"/>
+            </w:pPr>
+            <w:r>
+              <w:rPr>
+                <w:rFonts w:ascii="Inter" w:cs="Inter" w:eastAsia="Inter" w:hAnsi="Inter"/>
               </w:rPr>
               <w:t xml:space="preserve">Semaine 1 à 2</w:t>
             </w:r>
@@ -809,21 +861,21 @@
         <w:tc>
           <w:tcPr>
             <w:tcW w:type="dxa" w:w="2200"/>
-            <w:shd w:fill="EAF0F6" w:color="auto" w:val="clear"/>
-            <w:tcMar>
-              <w:top w:type="dxa" w:w="60"/>
-              <w:left w:type="dxa" w:w="90"/>
-              <w:bottom w:type="dxa" w:w="60"/>
-              <w:right w:type="dxa" w:w="90"/>
-            </w:tcMar>
-          </w:tcPr>
-          <w:p>
-            <w:pPr>
-              <w:spacing w:after="40"/>
-            </w:pPr>
-            <w:r>
-              <w:rPr>
-                <w:rFonts w:ascii="Arial" w:cs="Arial" w:eastAsia="Arial" w:hAnsi="Arial"/>
+            <w:shd w:fill="EEF1F6" w:color="auto" w:val="clear"/>
+            <w:tcMar>
+              <w:top w:type="dxa" w:w="60"/>
+              <w:left w:type="dxa" w:w="90"/>
+              <w:bottom w:type="dxa" w:w="60"/>
+              <w:right w:type="dxa" w:w="90"/>
+            </w:tcMar>
+          </w:tcPr>
+          <w:p>
+            <w:pPr>
+              <w:spacing w:after="40"/>
+            </w:pPr>
+            <w:r>
+              <w:rPr>
+                <w:rFonts w:ascii="Inter" w:cs="Inter" w:eastAsia="Inter" w:hAnsi="Inter"/>
               </w:rPr>
               <w:t xml:space="preserve">Appel au maître d’apprentissage</w:t>
             </w:r>
@@ -832,21 +884,21 @@
         <w:tc>
           <w:tcPr>
             <w:tcW w:type="dxa" w:w="3600"/>
-            <w:shd w:fill="EAF0F6" w:color="auto" w:val="clear"/>
-            <w:tcMar>
-              <w:top w:type="dxa" w:w="60"/>
-              <w:left w:type="dxa" w:w="90"/>
-              <w:bottom w:type="dxa" w:w="60"/>
-              <w:right w:type="dxa" w:w="90"/>
-            </w:tcMar>
-          </w:tcPr>
-          <w:p>
-            <w:pPr>
-              <w:spacing w:after="40"/>
-            </w:pPr>
-            <w:r>
-              <w:rPr>
-                <w:rFonts w:ascii="Arial" w:cs="Arial" w:eastAsia="Arial" w:hAnsi="Arial"/>
+            <w:shd w:fill="EEF1F6" w:color="auto" w:val="clear"/>
+            <w:tcMar>
+              <w:top w:type="dxa" w:w="60"/>
+              <w:left w:type="dxa" w:w="90"/>
+              <w:bottom w:type="dxa" w:w="60"/>
+              <w:right w:type="dxa" w:w="90"/>
+            </w:tcMar>
+          </w:tcPr>
+          <w:p>
+            <w:pPr>
+              <w:spacing w:after="40"/>
+            </w:pPr>
+            <w:r>
+              <w:rPr>
+                <w:rFonts w:ascii="Inter" w:cs="Inter" w:eastAsia="Inter" w:hAnsi="Inter"/>
               </w:rPr>
               <w:t xml:space="preserve">Accueil, intégration, planning d’alternance</w:t>
             </w:r>
@@ -855,21 +907,21 @@
         <w:tc>
           <w:tcPr>
             <w:tcW w:type="dxa" w:w="1938"/>
-            <w:shd w:fill="EAF0F6" w:color="auto" w:val="clear"/>
-            <w:tcMar>
-              <w:top w:type="dxa" w:w="60"/>
-              <w:left w:type="dxa" w:w="90"/>
-              <w:bottom w:type="dxa" w:w="60"/>
-              <w:right w:type="dxa" w:w="90"/>
-            </w:tcMar>
-          </w:tcPr>
-          <w:p>
-            <w:pPr>
-              <w:spacing w:after="40"/>
-            </w:pPr>
-            <w:r>
-              <w:rPr>
-                <w:rFonts w:ascii="Arial" w:cs="Arial" w:eastAsia="Arial" w:hAnsi="Arial"/>
+            <w:shd w:fill="EEF1F6" w:color="auto" w:val="clear"/>
+            <w:tcMar>
+              <w:top w:type="dxa" w:w="60"/>
+              <w:left w:type="dxa" w:w="90"/>
+              <w:bottom w:type="dxa" w:w="60"/>
+              <w:right w:type="dxa" w:w="90"/>
+            </w:tcMar>
+          </w:tcPr>
+          <w:p>
+            <w:pPr>
+              <w:spacing w:after="40"/>
+            </w:pPr>
+            <w:r>
+              <w:rPr>
+                <w:rFonts w:ascii="Inter" w:cs="Inter" w:eastAsia="Inter" w:hAnsi="Inter"/>
               </w:rPr>
               <w:t xml:space="preserve">Compte rendu court</w:t>
             </w:r>
@@ -896,7 +948,7 @@
             </w:pPr>
             <w:r>
               <w:rPr>
-                <w:rFonts w:ascii="Arial" w:cs="Arial" w:eastAsia="Arial" w:hAnsi="Arial"/>
+                <w:rFonts w:ascii="Inter" w:cs="Inter" w:eastAsia="Inter" w:hAnsi="Inter"/>
               </w:rPr>
               <w:t xml:space="preserve">Avant la fin des 45 jours</w:t>
             </w:r>
@@ -918,7 +970,7 @@
             </w:pPr>
             <w:r>
               <w:rPr>
-                <w:rFonts w:ascii="Arial" w:cs="Arial" w:eastAsia="Arial" w:hAnsi="Arial"/>
+                <w:rFonts w:ascii="Inter" w:cs="Inter" w:eastAsia="Inter" w:hAnsi="Inter"/>
                 <w:b/>
                 <w:bCs/>
               </w:rPr>
@@ -926,7 +978,7 @@
             </w:r>
             <w:r>
               <w:rPr>
-                <w:rFonts w:ascii="Arial" w:cs="Arial" w:eastAsia="Arial" w:hAnsi="Arial"/>
+                <w:rFonts w:ascii="Inter" w:cs="Inter" w:eastAsia="Inter" w:hAnsi="Inter"/>
               </w:rPr>
               <w:t xml:space="preserve"> (présentiel)</w:t>
             </w:r>
@@ -948,7 +1000,7 @@
             </w:pPr>
             <w:r>
               <w:rPr>
-                <w:rFonts w:ascii="Arial" w:cs="Arial" w:eastAsia="Arial" w:hAnsi="Arial"/>
+                <w:rFonts w:ascii="Inter" w:cs="Inter" w:eastAsia="Inter" w:hAnsi="Inter"/>
               </w:rPr>
               <w:t xml:space="preserve">Entretien tripartite : intégration, premières missions, difficultés éventuelles</w:t>
             </w:r>
@@ -970,7 +1022,7 @@
             </w:pPr>
             <w:r>
               <w:rPr>
-                <w:rFonts w:ascii="Arial" w:cs="Arial" w:eastAsia="Arial" w:hAnsi="Arial"/>
+                <w:rFonts w:ascii="Inter" w:cs="Inter" w:eastAsia="Inter" w:hAnsi="Inter"/>
               </w:rPr>
               <w:t xml:space="preserve">Compte rendu de visite signé</w:t>
             </w:r>
@@ -984,21 +1036,21 @@
         <w:tc>
           <w:tcPr>
             <w:tcW w:type="dxa" w:w="1900"/>
-            <w:shd w:fill="EAF0F6" w:color="auto" w:val="clear"/>
-            <w:tcMar>
-              <w:top w:type="dxa" w:w="60"/>
-              <w:left w:type="dxa" w:w="90"/>
-              <w:bottom w:type="dxa" w:w="60"/>
-              <w:right w:type="dxa" w:w="90"/>
-            </w:tcMar>
-          </w:tcPr>
-          <w:p>
-            <w:pPr>
-              <w:spacing w:after="40"/>
-            </w:pPr>
-            <w:r>
-              <w:rPr>
-                <w:rFonts w:ascii="Arial" w:cs="Arial" w:eastAsia="Arial" w:hAnsi="Arial"/>
+            <w:shd w:fill="EEF1F6" w:color="auto" w:val="clear"/>
+            <w:tcMar>
+              <w:top w:type="dxa" w:w="60"/>
+              <w:left w:type="dxa" w:w="90"/>
+              <w:bottom w:type="dxa" w:w="60"/>
+              <w:right w:type="dxa" w:w="90"/>
+            </w:tcMar>
+          </w:tcPr>
+          <w:p>
+            <w:pPr>
+              <w:spacing w:after="40"/>
+            </w:pPr>
+            <w:r>
+              <w:rPr>
+                <w:rFonts w:ascii="Inter" w:cs="Inter" w:eastAsia="Inter" w:hAnsi="Inter"/>
               </w:rPr>
               <w:t xml:space="preserve">Chaque trimestre</w:t>
             </w:r>
@@ -1007,21 +1059,21 @@
         <w:tc>
           <w:tcPr>
             <w:tcW w:type="dxa" w:w="2200"/>
-            <w:shd w:fill="EAF0F6" w:color="auto" w:val="clear"/>
-            <w:tcMar>
-              <w:top w:type="dxa" w:w="60"/>
-              <w:left w:type="dxa" w:w="90"/>
-              <w:bottom w:type="dxa" w:w="60"/>
-              <w:right w:type="dxa" w:w="90"/>
-            </w:tcMar>
-          </w:tcPr>
-          <w:p>
-            <w:pPr>
-              <w:spacing w:after="40"/>
-            </w:pPr>
-            <w:r>
-              <w:rPr>
-                <w:rFonts w:ascii="Arial" w:cs="Arial" w:eastAsia="Arial" w:hAnsi="Arial"/>
+            <w:shd w:fill="EEF1F6" w:color="auto" w:val="clear"/>
+            <w:tcMar>
+              <w:top w:type="dxa" w:w="60"/>
+              <w:left w:type="dxa" w:w="90"/>
+              <w:bottom w:type="dxa" w:w="60"/>
+              <w:right w:type="dxa" w:w="90"/>
+            </w:tcMar>
+          </w:tcPr>
+          <w:p>
+            <w:pPr>
+              <w:spacing w:after="40"/>
+            </w:pPr>
+            <w:r>
+              <w:rPr>
+                <w:rFonts w:ascii="Inter" w:cs="Inter" w:eastAsia="Inter" w:hAnsi="Inter"/>
               </w:rPr>
               <w:t xml:space="preserve">Point de suivi (visio ou téléphone)</w:t>
             </w:r>
@@ -1030,21 +1082,21 @@
         <w:tc>
           <w:tcPr>
             <w:tcW w:type="dxa" w:w="3600"/>
-            <w:shd w:fill="EAF0F6" w:color="auto" w:val="clear"/>
-            <w:tcMar>
-              <w:top w:type="dxa" w:w="60"/>
-              <w:left w:type="dxa" w:w="90"/>
-              <w:bottom w:type="dxa" w:w="60"/>
-              <w:right w:type="dxa" w:w="90"/>
-            </w:tcMar>
-          </w:tcPr>
-          <w:p>
-            <w:pPr>
-              <w:spacing w:after="40"/>
-            </w:pPr>
-            <w:r>
-              <w:rPr>
-                <w:rFonts w:ascii="Arial" w:cs="Arial" w:eastAsia="Arial" w:hAnsi="Arial"/>
+            <w:shd w:fill="EEF1F6" w:color="auto" w:val="clear"/>
+            <w:tcMar>
+              <w:top w:type="dxa" w:w="60"/>
+              <w:left w:type="dxa" w:w="90"/>
+              <w:bottom w:type="dxa" w:w="60"/>
+              <w:right w:type="dxa" w:w="90"/>
+            </w:tcMar>
+          </w:tcPr>
+          <w:p>
+            <w:pPr>
+              <w:spacing w:after="40"/>
+            </w:pPr>
+            <w:r>
+              <w:rPr>
+                <w:rFonts w:ascii="Inter" w:cs="Inter" w:eastAsia="Inter" w:hAnsi="Inter"/>
               </w:rPr>
               <w:t xml:space="preserve">Progression, missions à venir, assiduité</w:t>
             </w:r>
@@ -1053,21 +1105,21 @@
         <w:tc>
           <w:tcPr>
             <w:tcW w:type="dxa" w:w="1938"/>
-            <w:shd w:fill="EAF0F6" w:color="auto" w:val="clear"/>
-            <w:tcMar>
-              <w:top w:type="dxa" w:w="60"/>
-              <w:left w:type="dxa" w:w="90"/>
-              <w:bottom w:type="dxa" w:w="60"/>
-              <w:right w:type="dxa" w:w="90"/>
-            </w:tcMar>
-          </w:tcPr>
-          <w:p>
-            <w:pPr>
-              <w:spacing w:after="40"/>
-            </w:pPr>
-            <w:r>
-              <w:rPr>
-                <w:rFonts w:ascii="Arial" w:cs="Arial" w:eastAsia="Arial" w:hAnsi="Arial"/>
+            <w:shd w:fill="EEF1F6" w:color="auto" w:val="clear"/>
+            <w:tcMar>
+              <w:top w:type="dxa" w:w="60"/>
+              <w:left w:type="dxa" w:w="90"/>
+              <w:bottom w:type="dxa" w:w="60"/>
+              <w:right w:type="dxa" w:w="90"/>
+            </w:tcMar>
+          </w:tcPr>
+          <w:p>
+            <w:pPr>
+              <w:spacing w:after="40"/>
+            </w:pPr>
+            <w:r>
+              <w:rPr>
+                <w:rFonts w:ascii="Inter" w:cs="Inter" w:eastAsia="Inter" w:hAnsi="Inter"/>
               </w:rPr>
               <w:t xml:space="preserve">Mise à jour du livret</w:t>
             </w:r>
@@ -1094,7 +1146,7 @@
             </w:pPr>
             <w:r>
               <w:rPr>
-                <w:rFonts w:ascii="Arial" w:cs="Arial" w:eastAsia="Arial" w:hAnsi="Arial"/>
+                <w:rFonts w:ascii="Inter" w:cs="Inter" w:eastAsia="Inter" w:hAnsi="Inter"/>
               </w:rPr>
               <w:t xml:space="preserve">Mois 6</w:t>
             </w:r>
@@ -1116,7 +1168,7 @@
             </w:pPr>
             <w:r>
               <w:rPr>
-                <w:rFonts w:ascii="Arial" w:cs="Arial" w:eastAsia="Arial" w:hAnsi="Arial"/>
+                <w:rFonts w:ascii="Inter" w:cs="Inter" w:eastAsia="Inter" w:hAnsi="Inter"/>
                 <w:b/>
                 <w:bCs/>
               </w:rPr>
@@ -1140,7 +1192,7 @@
             </w:pPr>
             <w:r>
               <w:rPr>
-                <w:rFonts w:ascii="Arial" w:cs="Arial" w:eastAsia="Arial" w:hAnsi="Arial"/>
+                <w:rFonts w:ascii="Inter" w:cs="Inter" w:eastAsia="Inter" w:hAnsi="Inter"/>
               </w:rPr>
               <w:t xml:space="preserve">Bilan intermédiaire des compétences, ajustement des missions</w:t>
             </w:r>
@@ -1162,7 +1214,7 @@
             </w:pPr>
             <w:r>
               <w:rPr>
-                <w:rFonts w:ascii="Arial" w:cs="Arial" w:eastAsia="Arial" w:hAnsi="Arial"/>
+                <w:rFonts w:ascii="Inter" w:cs="Inter" w:eastAsia="Inter" w:hAnsi="Inter"/>
               </w:rPr>
               <w:t xml:space="preserve">Compte rendu de visite signé</w:t>
             </w:r>
@@ -1176,21 +1228,21 @@
         <w:tc>
           <w:tcPr>
             <w:tcW w:type="dxa" w:w="1900"/>
-            <w:shd w:fill="EAF0F6" w:color="auto" w:val="clear"/>
-            <w:tcMar>
-              <w:top w:type="dxa" w:w="60"/>
-              <w:left w:type="dxa" w:w="90"/>
-              <w:bottom w:type="dxa" w:w="60"/>
-              <w:right w:type="dxa" w:w="90"/>
-            </w:tcMar>
-          </w:tcPr>
-          <w:p>
-            <w:pPr>
-              <w:spacing w:after="40"/>
-            </w:pPr>
-            <w:r>
-              <w:rPr>
-                <w:rFonts w:ascii="Arial" w:cs="Arial" w:eastAsia="Arial" w:hAnsi="Arial"/>
+            <w:shd w:fill="EEF1F6" w:color="auto" w:val="clear"/>
+            <w:tcMar>
+              <w:top w:type="dxa" w:w="60"/>
+              <w:left w:type="dxa" w:w="90"/>
+              <w:bottom w:type="dxa" w:w="60"/>
+              <w:right w:type="dxa" w:w="90"/>
+            </w:tcMar>
+          </w:tcPr>
+          <w:p>
+            <w:pPr>
+              <w:spacing w:after="40"/>
+            </w:pPr>
+            <w:r>
+              <w:rPr>
+                <w:rFonts w:ascii="Inter" w:cs="Inter" w:eastAsia="Inter" w:hAnsi="Inter"/>
               </w:rPr>
               <w:t xml:space="preserve">Mois 10 à 11</w:t>
             </w:r>
@@ -1199,21 +1251,21 @@
         <w:tc>
           <w:tcPr>
             <w:tcW w:type="dxa" w:w="2200"/>
-            <w:shd w:fill="EAF0F6" w:color="auto" w:val="clear"/>
-            <w:tcMar>
-              <w:top w:type="dxa" w:w="60"/>
-              <w:left w:type="dxa" w:w="90"/>
-              <w:bottom w:type="dxa" w:w="60"/>
-              <w:right w:type="dxa" w:w="90"/>
-            </w:tcMar>
-          </w:tcPr>
-          <w:p>
-            <w:pPr>
-              <w:spacing w:after="40"/>
-            </w:pPr>
-            <w:r>
-              <w:rPr>
-                <w:rFonts w:ascii="Arial" w:cs="Arial" w:eastAsia="Arial" w:hAnsi="Arial"/>
+            <w:shd w:fill="EEF1F6" w:color="auto" w:val="clear"/>
+            <w:tcMar>
+              <w:top w:type="dxa" w:w="60"/>
+              <w:left w:type="dxa" w:w="90"/>
+              <w:bottom w:type="dxa" w:w="60"/>
+              <w:right w:type="dxa" w:w="90"/>
+            </w:tcMar>
+          </w:tcPr>
+          <w:p>
+            <w:pPr>
+              <w:spacing w:after="40"/>
+            </w:pPr>
+            <w:r>
+              <w:rPr>
+                <w:rFonts w:ascii="Inter" w:cs="Inter" w:eastAsia="Inter" w:hAnsi="Inter"/>
               </w:rPr>
               <w:t xml:space="preserve">Point de préparation à la certification</w:t>
             </w:r>
@@ -1222,21 +1274,21 @@
         <w:tc>
           <w:tcPr>
             <w:tcW w:type="dxa" w:w="3600"/>
-            <w:shd w:fill="EAF0F6" w:color="auto" w:val="clear"/>
-            <w:tcMar>
-              <w:top w:type="dxa" w:w="60"/>
-              <w:left w:type="dxa" w:w="90"/>
-              <w:bottom w:type="dxa" w:w="60"/>
-              <w:right w:type="dxa" w:w="90"/>
-            </w:tcMar>
-          </w:tcPr>
-          <w:p>
-            <w:pPr>
-              <w:spacing w:after="40"/>
-            </w:pPr>
-            <w:r>
-              <w:rPr>
-                <w:rFonts w:ascii="Arial" w:cs="Arial" w:eastAsia="Arial" w:hAnsi="Arial"/>
+            <w:shd w:fill="EEF1F6" w:color="auto" w:val="clear"/>
+            <w:tcMar>
+              <w:top w:type="dxa" w:w="60"/>
+              <w:left w:type="dxa" w:w="90"/>
+              <w:bottom w:type="dxa" w:w="60"/>
+              <w:right w:type="dxa" w:w="90"/>
+            </w:tcMar>
+          </w:tcPr>
+          <w:p>
+            <w:pPr>
+              <w:spacing w:after="40"/>
+            </w:pPr>
+            <w:r>
+              <w:rPr>
+                <w:rFonts w:ascii="Inter" w:cs="Inter" w:eastAsia="Inter" w:hAnsi="Inter"/>
               </w:rPr>
               <w:t xml:space="preserve">Situations professionnelles à mobiliser pour l’examen</w:t>
             </w:r>
@@ -1245,21 +1297,21 @@
         <w:tc>
           <w:tcPr>
             <w:tcW w:type="dxa" w:w="1938"/>
-            <w:shd w:fill="EAF0F6" w:color="auto" w:val="clear"/>
-            <w:tcMar>
-              <w:top w:type="dxa" w:w="60"/>
-              <w:left w:type="dxa" w:w="90"/>
-              <w:bottom w:type="dxa" w:w="60"/>
-              <w:right w:type="dxa" w:w="90"/>
-            </w:tcMar>
-          </w:tcPr>
-          <w:p>
-            <w:pPr>
-              <w:spacing w:after="40"/>
-            </w:pPr>
-            <w:r>
-              <w:rPr>
-                <w:rFonts w:ascii="Arial" w:cs="Arial" w:eastAsia="Arial" w:hAnsi="Arial"/>
+            <w:shd w:fill="EEF1F6" w:color="auto" w:val="clear"/>
+            <w:tcMar>
+              <w:top w:type="dxa" w:w="60"/>
+              <w:left w:type="dxa" w:w="90"/>
+              <w:bottom w:type="dxa" w:w="60"/>
+              <w:right w:type="dxa" w:w="90"/>
+            </w:tcMar>
+          </w:tcPr>
+          <w:p>
+            <w:pPr>
+              <w:spacing w:after="40"/>
+            </w:pPr>
+            <w:r>
+              <w:rPr>
+                <w:rFonts w:ascii="Inter" w:cs="Inter" w:eastAsia="Inter" w:hAnsi="Inter"/>
               </w:rPr>
               <w:t xml:space="preserve">Mise à jour du livret</w:t>
             </w:r>
@@ -1286,7 +1338,7 @@
             </w:pPr>
             <w:r>
               <w:rPr>
-                <w:rFonts w:ascii="Arial" w:cs="Arial" w:eastAsia="Arial" w:hAnsi="Arial"/>
+                <w:rFonts w:ascii="Inter" w:cs="Inter" w:eastAsia="Inter" w:hAnsi="Inter"/>
               </w:rPr>
               <w:t xml:space="preserve">À tout moment</w:t>
             </w:r>
@@ -1308,7 +1360,7 @@
             </w:pPr>
             <w:r>
               <w:rPr>
-                <w:rFonts w:ascii="Arial" w:cs="Arial" w:eastAsia="Arial" w:hAnsi="Arial"/>
+                <w:rFonts w:ascii="Inter" w:cs="Inter" w:eastAsia="Inter" w:hAnsi="Inter"/>
               </w:rPr>
               <w:t xml:space="preserve">Visite ou entretien sur alerte</w:t>
             </w:r>
@@ -1330,7 +1382,7 @@
             </w:pPr>
             <w:r>
               <w:rPr>
-                <w:rFonts w:ascii="Arial" w:cs="Arial" w:eastAsia="Arial" w:hAnsi="Arial"/>
+                <w:rFonts w:ascii="Inter" w:cs="Inter" w:eastAsia="Inter" w:hAnsi="Inter"/>
               </w:rPr>
               <w:t xml:space="preserve">Conflit, absences, risque de rupture, accident</w:t>
             </w:r>
@@ -1352,7 +1404,7 @@
             </w:pPr>
             <w:r>
               <w:rPr>
-                <w:rFonts w:ascii="Arial" w:cs="Arial" w:eastAsia="Arial" w:hAnsi="Arial"/>
+                <w:rFonts w:ascii="Inter" w:cs="Inter" w:eastAsia="Inter" w:hAnsi="Inter"/>
               </w:rPr>
               <w:t xml:space="preserve">Fiche d’alerte et plan d’action</w:t>
             </w:r>
@@ -1372,13 +1424,13 @@
       </w:pPr>
       <w:r>
         <w:rPr>
-          <w:rFonts w:ascii="Arial" w:cs="Arial" w:eastAsia="Arial" w:hAnsi="Arial"/>
+          <w:rFonts w:ascii="Inter" w:cs="Inter" w:eastAsia="Inter" w:hAnsi="Inter"/>
         </w:rPr>
         <w:t xml:space="preserve">Soit </w:t>
       </w:r>
       <w:r>
         <w:rPr>
-          <w:rFonts w:ascii="Arial" w:cs="Arial" w:eastAsia="Arial" w:hAnsi="Arial"/>
+          <w:rFonts w:ascii="Inter" w:cs="Inter" w:eastAsia="Inter" w:hAnsi="Inter"/>
           <w:b/>
           <w:bCs/>
         </w:rPr>
@@ -1386,7 +1438,7 @@
       </w:r>
       <w:r>
         <w:rPr>
-          <w:rFonts w:ascii="Arial" w:cs="Arial" w:eastAsia="Arial" w:hAnsi="Arial"/>
+          <w:rFonts w:ascii="Inter" w:cs="Inter" w:eastAsia="Inter" w:hAnsi="Inter"/>
         </w:rPr>
         <w:t xml:space="preserve">, auxquels s’ajoutent les visites sur alerte. Pour un contrat de 24 mois, le cycle est reconduit la deuxième année.</w:t>
       </w:r>
@@ -1399,7 +1451,7 @@
       </w:pPr>
       <w:r>
         <w:rPr>
-          <w:rFonts w:ascii="Arial" w:cs="Arial" w:eastAsia="Arial" w:hAnsi="Arial"/>
+          <w:rFonts w:ascii="Montserrat" w:cs="Montserrat" w:eastAsia="Montserrat" w:hAnsi="Montserrat"/>
         </w:rPr>
         <w:t xml:space="preserve">3. Outils de coordination</w:t>
       </w:r>
@@ -1428,21 +1480,21 @@
         <w:tc>
           <w:tcPr>
             <w:tcW w:type="dxa" w:w="3200"/>
-            <w:shd w:fill="1F3A5F" w:color="auto" w:val="clear"/>
-            <w:tcMar>
-              <w:top w:type="dxa" w:w="60"/>
-              <w:left w:type="dxa" w:w="90"/>
-              <w:bottom w:type="dxa" w:w="60"/>
-              <w:right w:type="dxa" w:w="90"/>
-            </w:tcMar>
-          </w:tcPr>
-          <w:p>
-            <w:pPr>
-              <w:spacing w:after="40"/>
-            </w:pPr>
-            <w:r>
-              <w:rPr>
-                <w:rFonts w:ascii="Arial" w:cs="Arial" w:eastAsia="Arial" w:hAnsi="Arial"/>
+            <w:shd w:fill="1B3A6B" w:color="auto" w:val="clear"/>
+            <w:tcMar>
+              <w:top w:type="dxa" w:w="60"/>
+              <w:left w:type="dxa" w:w="90"/>
+              <w:bottom w:type="dxa" w:w="60"/>
+              <w:right w:type="dxa" w:w="90"/>
+            </w:tcMar>
+          </w:tcPr>
+          <w:p>
+            <w:pPr>
+              <w:spacing w:after="40"/>
+            </w:pPr>
+            <w:r>
+              <w:rPr>
+                <w:rFonts w:ascii="Inter" w:cs="Inter" w:eastAsia="Inter" w:hAnsi="Inter"/>
                 <w:b/>
                 <w:bCs/>
                 <w:color w:val="FFFFFF"/>
@@ -1454,21 +1506,21 @@
         <w:tc>
           <w:tcPr>
             <w:tcW w:type="dxa" w:w="6438"/>
-            <w:shd w:fill="1F3A5F" w:color="auto" w:val="clear"/>
-            <w:tcMar>
-              <w:top w:type="dxa" w:w="60"/>
-              <w:left w:type="dxa" w:w="90"/>
-              <w:bottom w:type="dxa" w:w="60"/>
-              <w:right w:type="dxa" w:w="90"/>
-            </w:tcMar>
-          </w:tcPr>
-          <w:p>
-            <w:pPr>
-              <w:spacing w:after="40"/>
-            </w:pPr>
-            <w:r>
-              <w:rPr>
-                <w:rFonts w:ascii="Arial" w:cs="Arial" w:eastAsia="Arial" w:hAnsi="Arial"/>
+            <w:shd w:fill="1B3A6B" w:color="auto" w:val="clear"/>
+            <w:tcMar>
+              <w:top w:type="dxa" w:w="60"/>
+              <w:left w:type="dxa" w:w="90"/>
+              <w:bottom w:type="dxa" w:w="60"/>
+              <w:right w:type="dxa" w:w="90"/>
+            </w:tcMar>
+          </w:tcPr>
+          <w:p>
+            <w:pPr>
+              <w:spacing w:after="40"/>
+            </w:pPr>
+            <w:r>
+              <w:rPr>
+                <w:rFonts w:ascii="Inter" w:cs="Inter" w:eastAsia="Inter" w:hAnsi="Inter"/>
                 <w:b/>
                 <w:bCs/>
                 <w:color w:val="FFFFFF"/>
@@ -1498,7 +1550,7 @@
             </w:pPr>
             <w:r>
               <w:rPr>
-                <w:rFonts w:ascii="Arial" w:cs="Arial" w:eastAsia="Arial" w:hAnsi="Arial"/>
+                <w:rFonts w:ascii="Inter" w:cs="Inter" w:eastAsia="Inter" w:hAnsi="Inter"/>
               </w:rPr>
               <w:t xml:space="preserve">Livret d’apprentissage (numérique ou papier)</w:t>
             </w:r>
@@ -1520,7 +1572,7 @@
             </w:pPr>
             <w:r>
               <w:rPr>
-                <w:rFonts w:ascii="Arial" w:cs="Arial" w:eastAsia="Arial" w:hAnsi="Arial"/>
+                <w:rFonts w:ascii="Inter" w:cs="Inter" w:eastAsia="Inter" w:hAnsi="Inter"/>
               </w:rPr>
               <w:t xml:space="preserve">Planning d’alternance, progression pédagogique du CFA, tableau des compétences à mettre en œuvre en entreprise, observations du maître d’apprentissage, comptes rendus de visite</w:t>
             </w:r>
@@ -1534,21 +1586,21 @@
         <w:tc>
           <w:tcPr>
             <w:tcW w:type="dxa" w:w="3200"/>
-            <w:shd w:fill="EAF0F6" w:color="auto" w:val="clear"/>
-            <w:tcMar>
-              <w:top w:type="dxa" w:w="60"/>
-              <w:left w:type="dxa" w:w="90"/>
-              <w:bottom w:type="dxa" w:w="60"/>
-              <w:right w:type="dxa" w:w="90"/>
-            </w:tcMar>
-          </w:tcPr>
-          <w:p>
-            <w:pPr>
-              <w:spacing w:after="40"/>
-            </w:pPr>
-            <w:r>
-              <w:rPr>
-                <w:rFonts w:ascii="Arial" w:cs="Arial" w:eastAsia="Arial" w:hAnsi="Arial"/>
+            <w:shd w:fill="EEF1F6" w:color="auto" w:val="clear"/>
+            <w:tcMar>
+              <w:top w:type="dxa" w:w="60"/>
+              <w:left w:type="dxa" w:w="90"/>
+              <w:bottom w:type="dxa" w:w="60"/>
+              <w:right w:type="dxa" w:w="90"/>
+            </w:tcMar>
+          </w:tcPr>
+          <w:p>
+            <w:pPr>
+              <w:spacing w:after="40"/>
+            </w:pPr>
+            <w:r>
+              <w:rPr>
+                <w:rFonts w:ascii="Inter" w:cs="Inter" w:eastAsia="Inter" w:hAnsi="Inter"/>
               </w:rPr>
               <w:t xml:space="preserve">Tableau de correspondance « modules / missions »</w:t>
             </w:r>
@@ -1557,21 +1609,21 @@
         <w:tc>
           <w:tcPr>
             <w:tcW w:type="dxa" w:w="6438"/>
-            <w:shd w:fill="EAF0F6" w:color="auto" w:val="clear"/>
-            <w:tcMar>
-              <w:top w:type="dxa" w:w="60"/>
-              <w:left w:type="dxa" w:w="90"/>
-              <w:bottom w:type="dxa" w:w="60"/>
-              <w:right w:type="dxa" w:w="90"/>
-            </w:tcMar>
-          </w:tcPr>
-          <w:p>
-            <w:pPr>
-              <w:spacing w:after="40"/>
-            </w:pPr>
-            <w:r>
-              <w:rPr>
-                <w:rFonts w:ascii="Arial" w:cs="Arial" w:eastAsia="Arial" w:hAnsi="Arial"/>
+            <w:shd w:fill="EEF1F6" w:color="auto" w:val="clear"/>
+            <w:tcMar>
+              <w:top w:type="dxa" w:w="60"/>
+              <w:left w:type="dxa" w:w="90"/>
+              <w:bottom w:type="dxa" w:w="60"/>
+              <w:right w:type="dxa" w:w="90"/>
+            </w:tcMar>
+          </w:tcPr>
+          <w:p>
+            <w:pPr>
+              <w:spacing w:after="40"/>
+            </w:pPr>
+            <w:r>
+              <w:rPr>
+                <w:rFonts w:ascii="Inter" w:cs="Inter" w:eastAsia="Inter" w:hAnsi="Inter"/>
               </w:rPr>
               <w:t xml:space="preserve">Pour chaque séquence au CFA, liste des activités à réaliser en entreprise pendant la période suivante</w:t>
             </w:r>
@@ -1598,7 +1650,7 @@
             </w:pPr>
             <w:r>
               <w:rPr>
-                <w:rFonts w:ascii="Arial" w:cs="Arial" w:eastAsia="Arial" w:hAnsi="Arial"/>
+                <w:rFonts w:ascii="Inter" w:cs="Inter" w:eastAsia="Inter" w:hAnsi="Inter"/>
               </w:rPr>
               <w:t xml:space="preserve">Fiche navette mensuelle</w:t>
             </w:r>
@@ -1620,7 +1672,7 @@
             </w:pPr>
             <w:r>
               <w:rPr>
-                <w:rFonts w:ascii="Arial" w:cs="Arial" w:eastAsia="Arial" w:hAnsi="Arial"/>
+                <w:rFonts w:ascii="Inter" w:cs="Inter" w:eastAsia="Inter" w:hAnsi="Inter"/>
               </w:rPr>
               <w:t xml:space="preserve">Une page : missions réalisées, difficultés, besoins, signée par l’apprenti et le maître d’apprentissage</w:t>
             </w:r>
@@ -1634,21 +1686,21 @@
         <w:tc>
           <w:tcPr>
             <w:tcW w:type="dxa" w:w="3200"/>
-            <w:shd w:fill="EAF0F6" w:color="auto" w:val="clear"/>
-            <w:tcMar>
-              <w:top w:type="dxa" w:w="60"/>
-              <w:left w:type="dxa" w:w="90"/>
-              <w:bottom w:type="dxa" w:w="60"/>
-              <w:right w:type="dxa" w:w="90"/>
-            </w:tcMar>
-          </w:tcPr>
-          <w:p>
-            <w:pPr>
-              <w:spacing w:after="40"/>
-            </w:pPr>
-            <w:r>
-              <w:rPr>
-                <w:rFonts w:ascii="Arial" w:cs="Arial" w:eastAsia="Arial" w:hAnsi="Arial"/>
+            <w:shd w:fill="EEF1F6" w:color="auto" w:val="clear"/>
+            <w:tcMar>
+              <w:top w:type="dxa" w:w="60"/>
+              <w:left w:type="dxa" w:w="90"/>
+              <w:bottom w:type="dxa" w:w="60"/>
+              <w:right w:type="dxa" w:w="90"/>
+            </w:tcMar>
+          </w:tcPr>
+          <w:p>
+            <w:pPr>
+              <w:spacing w:after="40"/>
+            </w:pPr>
+            <w:r>
+              <w:rPr>
+                <w:rFonts w:ascii="Inter" w:cs="Inter" w:eastAsia="Inter" w:hAnsi="Inter"/>
               </w:rPr>
               <w:t xml:space="preserve">Réunion des maîtres d’apprentissage</w:t>
             </w:r>
@@ -1657,21 +1709,21 @@
         <w:tc>
           <w:tcPr>
             <w:tcW w:type="dxa" w:w="6438"/>
-            <w:shd w:fill="EAF0F6" w:color="auto" w:val="clear"/>
-            <w:tcMar>
-              <w:top w:type="dxa" w:w="60"/>
-              <w:left w:type="dxa" w:w="90"/>
-              <w:bottom w:type="dxa" w:w="60"/>
-              <w:right w:type="dxa" w:w="90"/>
-            </w:tcMar>
-          </w:tcPr>
-          <w:p>
-            <w:pPr>
-              <w:spacing w:after="40"/>
-            </w:pPr>
-            <w:r>
-              <w:rPr>
-                <w:rFonts w:ascii="Arial" w:cs="Arial" w:eastAsia="Arial" w:hAnsi="Arial"/>
+            <w:shd w:fill="EEF1F6" w:color="auto" w:val="clear"/>
+            <w:tcMar>
+              <w:top w:type="dxa" w:w="60"/>
+              <w:left w:type="dxa" w:w="90"/>
+              <w:bottom w:type="dxa" w:w="60"/>
+              <w:right w:type="dxa" w:w="90"/>
+            </w:tcMar>
+          </w:tcPr>
+          <w:p>
+            <w:pPr>
+              <w:spacing w:after="40"/>
+            </w:pPr>
+            <w:r>
+              <w:rPr>
+                <w:rFonts w:ascii="Inter" w:cs="Inter" w:eastAsia="Inter" w:hAnsi="Inter"/>
               </w:rPr>
               <w:t xml:space="preserve">Présentation du programme, retours d’expérience, formation (pièce n° 17) — 2 fois par an</w:t>
             </w:r>
@@ -1698,7 +1750,7 @@
             </w:pPr>
             <w:r>
               <w:rPr>
-                <w:rFonts w:ascii="Arial" w:cs="Arial" w:eastAsia="Arial" w:hAnsi="Arial"/>
+                <w:rFonts w:ascii="Inter" w:cs="Inter" w:eastAsia="Inter" w:hAnsi="Inter"/>
               </w:rPr>
               <w:t xml:space="preserve">Ligne directe</w:t>
             </w:r>
@@ -1720,13 +1772,13 @@
             </w:pPr>
             <w:r>
               <w:rPr>
-                <w:rFonts w:ascii="Arial" w:cs="Arial" w:eastAsia="Arial" w:hAnsi="Arial"/>
+                <w:rFonts w:ascii="Inter" w:cs="Inter" w:eastAsia="Inter" w:hAnsi="Inter"/>
               </w:rPr>
               <w:t xml:space="preserve">Contact du formateur référent : </w:t>
             </w:r>
             <w:r>
               <w:rPr>
-                <w:rFonts w:ascii="Arial" w:cs="Arial" w:eastAsia="Arial" w:hAnsi="Arial"/>
+                <w:rFonts w:ascii="Inter" w:cs="Inter" w:eastAsia="Inter" w:hAnsi="Inter"/>
                 <w:b/>
                 <w:bCs/>
                 <w:highlight w:val="yellow"/>
@@ -1736,7 +1788,7 @@
             </w:r>
             <w:r>
               <w:rPr>
-                <w:rFonts w:ascii="Arial" w:cs="Arial" w:eastAsia="Arial" w:hAnsi="Arial"/>
+                <w:rFonts w:ascii="Inter" w:cs="Inter" w:eastAsia="Inter" w:hAnsi="Inter"/>
               </w:rPr>
               <w:t xml:space="preserve"> ; réponse sous 48 heures ouvrées</w:t>
             </w:r>
@@ -1757,7 +1809,7 @@
       </w:pPr>
       <w:r>
         <w:rPr>
-          <w:rFonts w:ascii="Arial" w:cs="Arial" w:eastAsia="Arial" w:hAnsi="Arial"/>
+          <w:rFonts w:ascii="Montserrat" w:cs="Montserrat" w:eastAsia="Montserrat" w:hAnsi="Montserrat"/>
         </w:rPr>
         <w:t xml:space="preserve">4. Contrôle de l’adéquation</w:t>
       </w:r>
@@ -1773,7 +1825,7 @@
       </w:pPr>
       <w:r>
         <w:rPr>
-          <w:rFonts w:ascii="Arial" w:cs="Arial" w:eastAsia="Arial" w:hAnsi="Arial"/>
+          <w:rFonts w:ascii="Inter" w:cs="Inter" w:eastAsia="Inter" w:hAnsi="Inter"/>
           <w:b/>
           <w:bCs/>
         </w:rPr>
@@ -1781,7 +1833,7 @@
       </w:r>
       <w:r>
         <w:rPr>
-          <w:rFonts w:ascii="Arial" w:cs="Arial" w:eastAsia="Arial" w:hAnsi="Arial"/>
+          <w:rFonts w:ascii="Inter" w:cs="Inter" w:eastAsia="Inter" w:hAnsi="Inter"/>
         </w:rPr>
         <w:t xml:space="preserve"> : avant la signature, la fiche « Adéquation poste / référentiel » vérifie que le poste couvre les activités types de la certification. En cas d’écart, YEBA FORMATIONS propose des missions complémentaires ou refuse d’accompagner la signature.</w:t>
       </w:r>
@@ -1797,7 +1849,7 @@
       </w:pPr>
       <w:r>
         <w:rPr>
-          <w:rFonts w:ascii="Arial" w:cs="Arial" w:eastAsia="Arial" w:hAnsi="Arial"/>
+          <w:rFonts w:ascii="Inter" w:cs="Inter" w:eastAsia="Inter" w:hAnsi="Inter"/>
           <w:b/>
           <w:bCs/>
         </w:rPr>
@@ -1805,7 +1857,7 @@
       </w:r>
       <w:r>
         <w:rPr>
-          <w:rFonts w:ascii="Arial" w:cs="Arial" w:eastAsia="Arial" w:hAnsi="Arial"/>
+          <w:rFonts w:ascii="Inter" w:cs="Inter" w:eastAsia="Inter" w:hAnsi="Inter"/>
         </w:rPr>
         <w:t xml:space="preserve"> : à chaque point de suivi, le formateur référent compare les activités réalisées au tableau de correspondance.</w:t>
       </w:r>
@@ -1821,7 +1873,7 @@
       </w:pPr>
       <w:r>
         <w:rPr>
-          <w:rFonts w:ascii="Arial" w:cs="Arial" w:eastAsia="Arial" w:hAnsi="Arial"/>
+          <w:rFonts w:ascii="Inter" w:cs="Inter" w:eastAsia="Inter" w:hAnsi="Inter"/>
           <w:b/>
           <w:bCs/>
         </w:rPr>
@@ -1829,13 +1881,13 @@
       </w:r>
       <w:r>
         <w:rPr>
-          <w:rFonts w:ascii="Arial" w:cs="Arial" w:eastAsia="Arial" w:hAnsi="Arial"/>
+          <w:rFonts w:ascii="Inter" w:cs="Inter" w:eastAsia="Inter" w:hAnsi="Inter"/>
         </w:rPr>
         <w:t xml:space="preserve"> : si une compétence ne peut pas être exercée dans l’entreprise, il est proposé une mise en situation renforcée au CFA ou, avec l’accord des parties, une période dans une autre entreprise (dans les conditions prévues par le Code du travail — </w:t>
       </w:r>
       <w:r>
         <w:rPr>
-          <w:rFonts w:ascii="Arial" w:cs="Arial" w:eastAsia="Arial" w:hAnsi="Arial"/>
+          <w:rFonts w:ascii="Inter" w:cs="Inter" w:eastAsia="Inter" w:hAnsi="Inter"/>
           <w:b/>
           <w:bCs/>
           <w:highlight w:val="yellow"/>
@@ -1845,7 +1897,7 @@
       </w:r>
       <w:r>
         <w:rPr>
-          <w:rFonts w:ascii="Arial" w:cs="Arial" w:eastAsia="Arial" w:hAnsi="Arial"/>
+          <w:rFonts w:ascii="Inter" w:cs="Inter" w:eastAsia="Inter" w:hAnsi="Inter"/>
         </w:rPr>
         <w:t xml:space="preserve">).</w:t>
       </w:r>
@@ -1861,7 +1913,7 @@
       </w:pPr>
       <w:r>
         <w:rPr>
-          <w:rFonts w:ascii="Arial" w:cs="Arial" w:eastAsia="Arial" w:hAnsi="Arial"/>
+          <w:rFonts w:ascii="Inter" w:cs="Inter" w:eastAsia="Inter" w:hAnsi="Inter"/>
           <w:b/>
           <w:bCs/>
         </w:rPr>
@@ -1869,7 +1921,7 @@
       </w:r>
       <w:r>
         <w:rPr>
-          <w:rFonts w:ascii="Arial" w:cs="Arial" w:eastAsia="Arial" w:hAnsi="Arial"/>
+          <w:rFonts w:ascii="Inter" w:cs="Inter" w:eastAsia="Inter" w:hAnsi="Inter"/>
         </w:rPr>
         <w:t xml:space="preserve"> : en cas de manquement grave et persistant de l’employeur à ses obligations de formation, YEBA FORMATIONS en informe l’apprenti, l’OPCO et, si nécessaire, les services de l’État compétents.</w:t>
       </w:r>
@@ -1882,7 +1934,7 @@
       </w:pPr>
       <w:r>
         <w:rPr>
-          <w:rFonts w:ascii="Arial" w:cs="Arial" w:eastAsia="Arial" w:hAnsi="Arial"/>
+          <w:rFonts w:ascii="Montserrat" w:cs="Montserrat" w:eastAsia="Montserrat" w:hAnsi="Montserrat"/>
         </w:rPr>
         <w:t xml:space="preserve">5. Indicateurs</w:t>
       </w:r>
@@ -1911,21 +1963,21 @@
         <w:tc>
           <w:tcPr>
             <w:tcW w:type="dxa" w:w="6000"/>
-            <w:shd w:fill="1F3A5F" w:color="auto" w:val="clear"/>
-            <w:tcMar>
-              <w:top w:type="dxa" w:w="60"/>
-              <w:left w:type="dxa" w:w="90"/>
-              <w:bottom w:type="dxa" w:w="60"/>
-              <w:right w:type="dxa" w:w="90"/>
-            </w:tcMar>
-          </w:tcPr>
-          <w:p>
-            <w:pPr>
-              <w:spacing w:after="40"/>
-            </w:pPr>
-            <w:r>
-              <w:rPr>
-                <w:rFonts w:ascii="Arial" w:cs="Arial" w:eastAsia="Arial" w:hAnsi="Arial"/>
+            <w:shd w:fill="1B3A6B" w:color="auto" w:val="clear"/>
+            <w:tcMar>
+              <w:top w:type="dxa" w:w="60"/>
+              <w:left w:type="dxa" w:w="90"/>
+              <w:bottom w:type="dxa" w:w="60"/>
+              <w:right w:type="dxa" w:w="90"/>
+            </w:tcMar>
+          </w:tcPr>
+          <w:p>
+            <w:pPr>
+              <w:spacing w:after="40"/>
+            </w:pPr>
+            <w:r>
+              <w:rPr>
+                <w:rFonts w:ascii="Inter" w:cs="Inter" w:eastAsia="Inter" w:hAnsi="Inter"/>
                 <w:b/>
                 <w:bCs/>
                 <w:color w:val="FFFFFF"/>
@@ -1937,21 +1989,21 @@
         <w:tc>
           <w:tcPr>
             <w:tcW w:type="dxa" w:w="3638"/>
-            <w:shd w:fill="1F3A5F" w:color="auto" w:val="clear"/>
-            <w:tcMar>
-              <w:top w:type="dxa" w:w="60"/>
-              <w:left w:type="dxa" w:w="90"/>
-              <w:bottom w:type="dxa" w:w="60"/>
-              <w:right w:type="dxa" w:w="90"/>
-            </w:tcMar>
-          </w:tcPr>
-          <w:p>
-            <w:pPr>
-              <w:spacing w:after="40"/>
-            </w:pPr>
-            <w:r>
-              <w:rPr>
-                <w:rFonts w:ascii="Arial" w:cs="Arial" w:eastAsia="Arial" w:hAnsi="Arial"/>
+            <w:shd w:fill="1B3A6B" w:color="auto" w:val="clear"/>
+            <w:tcMar>
+              <w:top w:type="dxa" w:w="60"/>
+              <w:left w:type="dxa" w:w="90"/>
+              <w:bottom w:type="dxa" w:w="60"/>
+              <w:right w:type="dxa" w:w="90"/>
+            </w:tcMar>
+          </w:tcPr>
+          <w:p>
+            <w:pPr>
+              <w:spacing w:after="40"/>
+            </w:pPr>
+            <w:r>
+              <w:rPr>
+                <w:rFonts w:ascii="Inter" w:cs="Inter" w:eastAsia="Inter" w:hAnsi="Inter"/>
                 <w:b/>
                 <w:bCs/>
                 <w:color w:val="FFFFFF"/>
@@ -1981,7 +2033,7 @@
             </w:pPr>
             <w:r>
               <w:rPr>
-                <w:rFonts w:ascii="Arial" w:cs="Arial" w:eastAsia="Arial" w:hAnsi="Arial"/>
+                <w:rFonts w:ascii="Inter" w:cs="Inter" w:eastAsia="Inter" w:hAnsi="Inter"/>
               </w:rPr>
               <w:t xml:space="preserve">Taux de visites réalisées dans les 45 premiers jours</w:t>
             </w:r>
@@ -2003,7 +2055,7 @@
             </w:pPr>
             <w:r>
               <w:rPr>
-                <w:rFonts w:ascii="Arial" w:cs="Arial" w:eastAsia="Arial" w:hAnsi="Arial"/>
+                <w:rFonts w:ascii="Inter" w:cs="Inter" w:eastAsia="Inter" w:hAnsi="Inter"/>
               </w:rPr>
               <w:t xml:space="preserve">100 %</w:t>
             </w:r>
@@ -2017,21 +2069,21 @@
         <w:tc>
           <w:tcPr>
             <w:tcW w:type="dxa" w:w="6000"/>
-            <w:shd w:fill="EAF0F6" w:color="auto" w:val="clear"/>
-            <w:tcMar>
-              <w:top w:type="dxa" w:w="60"/>
-              <w:left w:type="dxa" w:w="90"/>
-              <w:bottom w:type="dxa" w:w="60"/>
-              <w:right w:type="dxa" w:w="90"/>
-            </w:tcMar>
-          </w:tcPr>
-          <w:p>
-            <w:pPr>
-              <w:spacing w:after="40"/>
-            </w:pPr>
-            <w:r>
-              <w:rPr>
-                <w:rFonts w:ascii="Arial" w:cs="Arial" w:eastAsia="Arial" w:hAnsi="Arial"/>
+            <w:shd w:fill="EEF1F6" w:color="auto" w:val="clear"/>
+            <w:tcMar>
+              <w:top w:type="dxa" w:w="60"/>
+              <w:left w:type="dxa" w:w="90"/>
+              <w:bottom w:type="dxa" w:w="60"/>
+              <w:right w:type="dxa" w:w="90"/>
+            </w:tcMar>
+          </w:tcPr>
+          <w:p>
+            <w:pPr>
+              <w:spacing w:after="40"/>
+            </w:pPr>
+            <w:r>
+              <w:rPr>
+                <w:rFonts w:ascii="Inter" w:cs="Inter" w:eastAsia="Inter" w:hAnsi="Inter"/>
               </w:rPr>
               <w:t xml:space="preserve">Nombre moyen de contacts CFA / entreprise par apprenti et par an</w:t>
             </w:r>
@@ -2040,21 +2092,21 @@
         <w:tc>
           <w:tcPr>
             <w:tcW w:type="dxa" w:w="3638"/>
-            <w:shd w:fill="EAF0F6" w:color="auto" w:val="clear"/>
-            <w:tcMar>
-              <w:top w:type="dxa" w:w="60"/>
-              <w:left w:type="dxa" w:w="90"/>
-              <w:bottom w:type="dxa" w:w="60"/>
-              <w:right w:type="dxa" w:w="90"/>
-            </w:tcMar>
-          </w:tcPr>
-          <w:p>
-            <w:pPr>
-              <w:spacing w:after="40"/>
-            </w:pPr>
-            <w:r>
-              <w:rPr>
-                <w:rFonts w:ascii="Arial" w:cs="Arial" w:eastAsia="Arial" w:hAnsi="Arial"/>
+            <w:shd w:fill="EEF1F6" w:color="auto" w:val="clear"/>
+            <w:tcMar>
+              <w:top w:type="dxa" w:w="60"/>
+              <w:left w:type="dxa" w:w="90"/>
+              <w:bottom w:type="dxa" w:w="60"/>
+              <w:right w:type="dxa" w:w="90"/>
+            </w:tcMar>
+          </w:tcPr>
+          <w:p>
+            <w:pPr>
+              <w:spacing w:after="40"/>
+            </w:pPr>
+            <w:r>
+              <w:rPr>
+                <w:rFonts w:ascii="Inter" w:cs="Inter" w:eastAsia="Inter" w:hAnsi="Inter"/>
               </w:rPr>
               <w:t xml:space="preserve">≥ 6</w:t>
             </w:r>
@@ -2081,7 +2133,7 @@
             </w:pPr>
             <w:r>
               <w:rPr>
-                <w:rFonts w:ascii="Arial" w:cs="Arial" w:eastAsia="Arial" w:hAnsi="Arial"/>
+                <w:rFonts w:ascii="Inter" w:cs="Inter" w:eastAsia="Inter" w:hAnsi="Inter"/>
               </w:rPr>
               <w:t xml:space="preserve">Taux de livrets à jour lors du bilan trimestriel</w:t>
             </w:r>
@@ -2103,7 +2155,7 @@
             </w:pPr>
             <w:r>
               <w:rPr>
-                <w:rFonts w:ascii="Arial" w:cs="Arial" w:eastAsia="Arial" w:hAnsi="Arial"/>
+                <w:rFonts w:ascii="Inter" w:cs="Inter" w:eastAsia="Inter" w:hAnsi="Inter"/>
               </w:rPr>
               <w:t xml:space="preserve">≥ 90 %</w:t>
             </w:r>
@@ -2117,21 +2169,21 @@
         <w:tc>
           <w:tcPr>
             <w:tcW w:type="dxa" w:w="6000"/>
-            <w:shd w:fill="EAF0F6" w:color="auto" w:val="clear"/>
-            <w:tcMar>
-              <w:top w:type="dxa" w:w="60"/>
-              <w:left w:type="dxa" w:w="90"/>
-              <w:bottom w:type="dxa" w:w="60"/>
-              <w:right w:type="dxa" w:w="90"/>
-            </w:tcMar>
-          </w:tcPr>
-          <w:p>
-            <w:pPr>
-              <w:spacing w:after="40"/>
-            </w:pPr>
-            <w:r>
-              <w:rPr>
-                <w:rFonts w:ascii="Arial" w:cs="Arial" w:eastAsia="Arial" w:hAnsi="Arial"/>
+            <w:shd w:fill="EEF1F6" w:color="auto" w:val="clear"/>
+            <w:tcMar>
+              <w:top w:type="dxa" w:w="60"/>
+              <w:left w:type="dxa" w:w="90"/>
+              <w:bottom w:type="dxa" w:w="60"/>
+              <w:right w:type="dxa" w:w="90"/>
+            </w:tcMar>
+          </w:tcPr>
+          <w:p>
+            <w:pPr>
+              <w:spacing w:after="40"/>
+            </w:pPr>
+            <w:r>
+              <w:rPr>
+                <w:rFonts w:ascii="Inter" w:cs="Inter" w:eastAsia="Inter" w:hAnsi="Inter"/>
               </w:rPr>
               <w:t xml:space="preserve">Satisfaction des maîtres d’apprentissage (questionnaire annuel)</w:t>
             </w:r>
@@ -2140,21 +2192,21 @@
         <w:tc>
           <w:tcPr>
             <w:tcW w:type="dxa" w:w="3638"/>
-            <w:shd w:fill="EAF0F6" w:color="auto" w:val="clear"/>
-            <w:tcMar>
-              <w:top w:type="dxa" w:w="60"/>
-              <w:left w:type="dxa" w:w="90"/>
-              <w:bottom w:type="dxa" w:w="60"/>
-              <w:right w:type="dxa" w:w="90"/>
-            </w:tcMar>
-          </w:tcPr>
-          <w:p>
-            <w:pPr>
-              <w:spacing w:after="40"/>
-            </w:pPr>
-            <w:r>
-              <w:rPr>
-                <w:rFonts w:ascii="Arial" w:cs="Arial" w:eastAsia="Arial" w:hAnsi="Arial"/>
+            <w:shd w:fill="EEF1F6" w:color="auto" w:val="clear"/>
+            <w:tcMar>
+              <w:top w:type="dxa" w:w="60"/>
+              <w:left w:type="dxa" w:w="90"/>
+              <w:bottom w:type="dxa" w:w="60"/>
+              <w:right w:type="dxa" w:w="90"/>
+            </w:tcMar>
+          </w:tcPr>
+          <w:p>
+            <w:pPr>
+              <w:spacing w:after="40"/>
+            </w:pPr>
+            <w:r>
+              <w:rPr>
+                <w:rFonts w:ascii="Inter" w:cs="Inter" w:eastAsia="Inter" w:hAnsi="Inter"/>
                 <w:b/>
                 <w:bCs/>
                 <w:highlight w:val="yellow"/>
@@ -2176,7 +2228,7 @@
         <w:tblW w:type="dxa" w:w="9638"/>
         <w:tblBorders>
           <w:top w:val="none" w:color="FFFFFF" w:sz="0"/>
-          <w:left w:val="single" w:color="1F3A5F" w:sz="12"/>
+          <w:left w:val="single" w:color="1B3A6B" w:sz="12"/>
           <w:bottom w:val="none" w:color="FFFFFF" w:sz="0"/>
           <w:right w:val="none" w:color="FFFFFF" w:sz="0"/>
           <w:insideH w:val="none" w:color="FFFFFF" w:sz="0"/>
@@ -2190,7 +2242,7 @@
         <w:tc>
           <w:tcPr>
             <w:tcW w:type="dxa" w:w="9638"/>
-            <w:shd w:fill="EAF0F6" w:color="auto" w:val="clear"/>
+            <w:shd w:fill="EEF1F6" w:color="auto" w:val="clear"/>
             <w:tcMar>
               <w:top w:type="dxa" w:w="100"/>
               <w:left w:type="dxa" w:w="160"/>
@@ -2204,10 +2256,10 @@
             </w:pPr>
             <w:r>
               <w:rPr>
-                <w:rFonts w:ascii="Arial" w:cs="Arial" w:eastAsia="Arial" w:hAnsi="Arial"/>
+                <w:rFonts w:ascii="Montserrat" w:cs="Montserrat" w:eastAsia="Montserrat" w:hAnsi="Montserrat"/>
                 <w:b/>
                 <w:bCs/>
-                <w:color w:val="1F3A5F"/>
+                <w:color w:val="1B3A6B"/>
               </w:rPr>
               <w:t xml:space="preserve">Conformité RGPD / IA Act</w:t>
             </w:r>
@@ -2218,7 +2270,7 @@
             </w:pPr>
             <w:r>
               <w:rPr>
-                <w:rFonts w:ascii="Arial" w:cs="Arial" w:eastAsia="Arial" w:hAnsi="Arial"/>
+                <w:rFonts w:ascii="Inter" w:cs="Inter" w:eastAsia="Inter" w:hAnsi="Inter"/>
                 <w:b/>
                 <w:bCs/>
               </w:rPr>
@@ -2226,13 +2278,13 @@
             </w:r>
             <w:r>
               <w:rPr>
-                <w:rFonts w:ascii="Arial" w:cs="Arial" w:eastAsia="Arial" w:hAnsi="Arial"/>
+                <w:rFonts w:ascii="Inter" w:cs="Inter" w:eastAsia="Inter" w:hAnsi="Inter"/>
               </w:rPr>
               <w:t xml:space="preserve"> — Les comptes rendus de visite peuvent contenir des appréciations sur l’apprenti : rédaction factuelle, accès limité aux parties au contrat. Le livret numérique est hébergé dans l’UE (</w:t>
             </w:r>
             <w:r>
               <w:rPr>
-                <w:rFonts w:ascii="Arial" w:cs="Arial" w:eastAsia="Arial" w:hAnsi="Arial"/>
+                <w:rFonts w:ascii="Inter" w:cs="Inter" w:eastAsia="Inter" w:hAnsi="Inter"/>
                 <w:b/>
                 <w:bCs/>
                 <w:highlight w:val="yellow"/>
@@ -2242,7 +2294,7 @@
             </w:r>
             <w:r>
               <w:rPr>
-                <w:rFonts w:ascii="Arial" w:cs="Arial" w:eastAsia="Arial" w:hAnsi="Arial"/>
+                <w:rFonts w:ascii="Inter" w:cs="Inter" w:eastAsia="Inter" w:hAnsi="Inter"/>
               </w:rPr>
               <w:t xml:space="preserve">).</w:t>
             </w:r>
@@ -2253,7 +2305,7 @@
             </w:pPr>
             <w:r>
               <w:rPr>
-                <w:rFonts w:ascii="Arial" w:cs="Arial" w:eastAsia="Arial" w:hAnsi="Arial"/>
+                <w:rFonts w:ascii="Inter" w:cs="Inter" w:eastAsia="Inter" w:hAnsi="Inter"/>
               </w:rPr>
               <w:t xml:space="preserve">Pas de donnée de santé dans le livret : les éventuels aménagements liés au handicap sont mentionnés sans diagnostic.</w:t>
             </w:r>
@@ -2278,41 +2330,39 @@
       </w:pPr>
       <w:r>
         <w:rPr>
-          <w:rFonts w:ascii="Arial" w:cs="Arial" w:eastAsia="Arial" w:hAnsi="Arial"/>
-        </w:rPr>
-        <w:t xml:space="preserve">Fait à </w:t>
-      </w:r>
-      <w:r>
-        <w:rPr>
-          <w:rFonts w:ascii="Arial" w:cs="Arial" w:eastAsia="Arial" w:hAnsi="Arial"/>
+          <w:rFonts w:ascii="Inter" w:cs="Inter" w:eastAsia="Inter" w:hAnsi="Inter"/>
+        </w:rPr>
+        <w:t xml:space="preserve">Fait à Saint-Denis, le </w:t>
+      </w:r>
+      <w:r>
+        <w:rPr>
+          <w:rFonts w:ascii="Inter" w:cs="Inter" w:eastAsia="Inter" w:hAnsi="Inter"/>
           <w:b/>
           <w:bCs/>
           <w:highlight w:val="yellow"/>
           <w:highlightCs w:val="yellow"/>
         </w:rPr>
-        <w:t xml:space="preserve">[commune]</w:t>
-      </w:r>
-      <w:r>
-        <w:rPr>
-          <w:rFonts w:ascii="Arial" w:cs="Arial" w:eastAsia="Arial" w:hAnsi="Arial"/>
-        </w:rPr>
-        <w:t xml:space="preserve">, le </w:t>
-      </w:r>
-      <w:r>
-        <w:rPr>
-          <w:rFonts w:ascii="Arial" w:cs="Arial" w:eastAsia="Arial" w:hAnsi="Arial"/>
+        <w:t xml:space="preserve">[date d’envoi]</w:t>
+      </w:r>
+      <w:r>
+        <w:rPr>
+          <w:rFonts w:ascii="Inter" w:cs="Inter" w:eastAsia="Inter" w:hAnsi="Inter"/>
+        </w:rPr>
+        <w:t xml:space="preserve">.</w:t>
+      </w:r>
+    </w:p>
+    <w:p>
+      <w:pPr>
+        <w:spacing w:after="120" w:line="288"/>
+        <w:jc w:val="left"/>
+      </w:pPr>
+      <w:r>
+        <w:rPr>
+          <w:rFonts w:ascii="Inter" w:cs="Inter" w:eastAsia="Inter" w:hAnsi="Inter"/>
           <w:b/>
           <w:bCs/>
-          <w:highlight w:val="yellow"/>
-          <w:highlightCs w:val="yellow"/>
-        </w:rPr>
-        <w:t xml:space="preserve">[date d’envoi]</w:t>
-      </w:r>
-      <w:r>
-        <w:rPr>
-          <w:rFonts w:ascii="Arial" w:cs="Arial" w:eastAsia="Arial" w:hAnsi="Arial"/>
-        </w:rPr>
-        <w:t xml:space="preserve">.</w:t>
+        </w:rPr>
+        <w:t xml:space="preserve">Aurélien LUMEKA, Directeur de YEBA FORMATIONS</w:t>
       </w:r>
     </w:p>
     <w:p>
@@ -2322,21 +2372,7 @@
       </w:pPr>
       <w:r>
         <w:rPr>
-          <w:rFonts w:ascii="Arial" w:cs="Arial" w:eastAsia="Arial" w:hAnsi="Arial"/>
-          <w:b/>
-          <w:bCs/>
-        </w:rPr>
-        <w:t xml:space="preserve">Aurélien LUMEKA, Directeur de YEBA FORMATIONS</w:t>
-      </w:r>
-    </w:p>
-    <w:p>
-      <w:pPr>
-        <w:spacing w:after="120" w:line="288"/>
-        <w:jc w:val="left"/>
-      </w:pPr>
-      <w:r>
-        <w:rPr>
-          <w:rFonts w:ascii="Arial" w:cs="Arial" w:eastAsia="Arial" w:hAnsi="Arial"/>
+          <w:rFonts w:ascii="Inter" w:cs="Inter" w:eastAsia="Inter" w:hAnsi="Inter"/>
         </w:rPr>
         <w:t xml:space="preserve">Signature et cachet :</w:t>
       </w:r>
@@ -2402,8 +2438,8 @@
     </w:pPr>
     <w:r>
       <w:rPr>
-        <w:rFonts w:ascii="Arial" w:cs="Arial" w:eastAsia="Arial" w:hAnsi="Arial"/>
-        <w:color w:val="595959"/>
+        <w:rFonts w:ascii="Inter" w:cs="Inter" w:eastAsia="Inter" w:hAnsi="Inter"/>
+        <w:color w:val="4D4D4D"/>
         <w:sz w:val="16"/>
         <w:szCs w:val="16"/>
       </w:rPr>
@@ -2411,8 +2447,8 @@
     </w:r>
     <w:r>
       <w:rPr>
-        <w:rFonts w:ascii="Arial" w:cs="Arial" w:eastAsia="Arial" w:hAnsi="Arial"/>
-        <w:color w:val="595959"/>
+        <w:rFonts w:ascii="Inter" w:cs="Inter" w:eastAsia="Inter" w:hAnsi="Inter"/>
+        <w:color w:val="4D4D4D"/>
         <w:sz w:val="16"/>
         <w:szCs w:val="16"/>
       </w:rPr>
@@ -2423,8 +2459,8 @@
     </w:r>
     <w:r>
       <w:rPr>
-        <w:rFonts w:ascii="Arial" w:cs="Arial" w:eastAsia="Arial" w:hAnsi="Arial"/>
-        <w:color w:val="595959"/>
+        <w:rFonts w:ascii="Inter" w:cs="Inter" w:eastAsia="Inter" w:hAnsi="Inter"/>
+        <w:color w:val="4D4D4D"/>
         <w:sz w:val="16"/>
         <w:szCs w:val="16"/>
       </w:rPr>
@@ -2432,8 +2468,8 @@
     </w:r>
     <w:r>
       <w:rPr>
-        <w:rFonts w:ascii="Arial" w:cs="Arial" w:eastAsia="Arial" w:hAnsi="Arial"/>
-        <w:color w:val="595959"/>
+        <w:rFonts w:ascii="Inter" w:cs="Inter" w:eastAsia="Inter" w:hAnsi="Inter"/>
+        <w:color w:val="4D4D4D"/>
         <w:sz w:val="16"/>
         <w:szCs w:val="16"/>
       </w:rPr>
@@ -2491,8 +2527,8 @@
     </w:pPr>
     <w:r>
       <w:rPr>
-        <w:rFonts w:ascii="Arial" w:cs="Arial" w:eastAsia="Arial" w:hAnsi="Arial"/>
-        <w:color w:val="595959"/>
+        <w:rFonts w:ascii="Inter" w:cs="Inter" w:eastAsia="Inter" w:hAnsi="Inter"/>
+        <w:color w:val="4D4D4D"/>
         <w:sz w:val="16"/>
         <w:szCs w:val="16"/>
       </w:rPr>
@@ -2629,7 +2665,8 @@
   <w:docDefaults>
     <w:rPrDefault>
       <w:rPr>
-        <w:rFonts w:ascii="Arial" w:cs="Arial" w:eastAsia="Arial" w:hAnsi="Arial"/>
+        <w:rFonts w:ascii="Inter" w:cs="Inter" w:eastAsia="Inter" w:hAnsi="Inter"/>
+        <w:color w:val="121212"/>
         <w:sz w:val="22"/>
         <w:szCs w:val="22"/>
       </w:rPr>
@@ -2813,13 +2850,16 @@
     <w:next w:val="Normal"/>
     <w:qFormat/>
     <w:pPr>
+      <w:pBdr>
+        <w:bottom w:val="single" w:color="C9AB4C" w:sz="8" w:space="4"/>
+      </w:pBdr>
       <w:outlineLvl w:val="0"/>
     </w:pPr>
     <w:rPr>
-      <w:rFonts w:ascii="Arial" w:cs="Arial" w:eastAsia="Arial" w:hAnsi="Arial"/>
+      <w:rFonts w:ascii="Montserrat" w:cs="Montserrat" w:eastAsia="Montserrat" w:hAnsi="Montserrat"/>
       <w:b/>
       <w:bCs/>
-      <w:color w:val="1F3A5F"/>
+      <w:color w:val="1B3A6B"/>
       <w:sz w:val="28"/>
       <w:szCs w:val="28"/>
     </w:rPr>
@@ -2833,10 +2873,10 @@
       <w:outlineLvl w:val="1"/>
     </w:pPr>
     <w:rPr>
-      <w:rFonts w:ascii="Arial" w:cs="Arial" w:eastAsia="Arial" w:hAnsi="Arial"/>
+      <w:rFonts w:ascii="Montserrat" w:cs="Montserrat" w:eastAsia="Montserrat" w:hAnsi="Montserrat"/>
       <w:b/>
       <w:bCs/>
-      <w:color w:val="C8691C"/>
+      <w:color w:val="1B3A6B"/>
       <w:sz w:val="24"/>
       <w:szCs w:val="24"/>
     </w:rPr>

--- a/dossier-deets-apprentissage/word/07_Notice_suivi_en_entreprise_et_coherence_CFA_entreprise.docx
+++ b/dossier-deets-apprentissage/word/07_Notice_suivi_en_entreprise_et_coherence_CFA_entreprise.docx
@@ -113,6 +113,7 @@
           <w:p>
             <w:pPr>
               <w:spacing w:after="40"/>
+              <w:jc w:val="left"/>
             </w:pPr>
             <w:r>
               <w:rPr>
@@ -139,6 +140,7 @@
           <w:p>
             <w:pPr>
               <w:spacing w:after="40"/>
+              <w:jc w:val="left"/>
             </w:pPr>
             <w:r>
               <w:rPr>
@@ -169,6 +171,7 @@
           <w:p>
             <w:pPr>
               <w:spacing w:after="40"/>
+              <w:jc w:val="left"/>
             </w:pPr>
             <w:r>
               <w:rPr>
@@ -191,6 +194,7 @@
           <w:p>
             <w:pPr>
               <w:spacing w:after="40"/>
+              <w:jc w:val="left"/>
             </w:pPr>
             <w:r>
               <w:rPr>
@@ -219,6 +223,7 @@
           <w:p>
             <w:pPr>
               <w:spacing w:after="40"/>
+              <w:jc w:val="left"/>
             </w:pPr>
             <w:r>
               <w:rPr>
@@ -242,6 +247,7 @@
           <w:p>
             <w:pPr>
               <w:spacing w:after="40"/>
+              <w:jc w:val="left"/>
             </w:pPr>
             <w:r>
               <w:rPr>
@@ -269,6 +275,7 @@
           <w:p>
             <w:pPr>
               <w:spacing w:after="40"/>
+              <w:jc w:val="left"/>
             </w:pPr>
             <w:r>
               <w:rPr>
@@ -291,6 +298,7 @@
           <w:p>
             <w:pPr>
               <w:spacing w:after="40"/>
+              <w:jc w:val="both"/>
             </w:pPr>
             <w:r>
               <w:rPr>
@@ -319,6 +327,7 @@
           <w:p>
             <w:pPr>
               <w:spacing w:after="40"/>
+              <w:jc w:val="left"/>
             </w:pPr>
             <w:r>
               <w:rPr>
@@ -342,6 +351,7 @@
           <w:p>
             <w:pPr>
               <w:spacing w:after="40"/>
+              <w:jc w:val="left"/>
             </w:pPr>
             <w:r>
               <w:rPr>
@@ -369,6 +379,7 @@
           <w:p>
             <w:pPr>
               <w:spacing w:after="40"/>
+              <w:jc w:val="left"/>
             </w:pPr>
             <w:r>
               <w:rPr>
@@ -391,6 +402,7 @@
           <w:p>
             <w:pPr>
               <w:spacing w:after="40"/>
+              <w:jc w:val="left"/>
             </w:pPr>
             <w:r>
               <w:rPr>
@@ -419,6 +431,7 @@
           <w:p>
             <w:pPr>
               <w:spacing w:after="40"/>
+              <w:jc w:val="left"/>
             </w:pPr>
             <w:r>
               <w:rPr>
@@ -442,6 +455,7 @@
           <w:p>
             <w:pPr>
               <w:spacing w:after="40"/>
+              <w:jc w:val="both"/>
             </w:pPr>
             <w:r>
               <w:rPr>
@@ -469,6 +483,7 @@
           <w:p>
             <w:pPr>
               <w:spacing w:after="40"/>
+              <w:jc w:val="left"/>
             </w:pPr>
             <w:r>
               <w:rPr>
@@ -491,6 +506,7 @@
           <w:p>
             <w:pPr>
               <w:spacing w:after="40"/>
+              <w:jc w:val="left"/>
             </w:pPr>
             <w:r>
               <w:rPr>
@@ -519,6 +535,7 @@
           <w:p>
             <w:pPr>
               <w:spacing w:after="40"/>
+              <w:jc w:val="left"/>
             </w:pPr>
             <w:r>
               <w:rPr>
@@ -542,6 +559,7 @@
           <w:p>
             <w:pPr>
               <w:spacing w:after="40"/>
+              <w:jc w:val="left"/>
             </w:pPr>
             <w:r>
               <w:rPr>
@@ -647,6 +665,7 @@
           <w:p>
             <w:pPr>
               <w:spacing w:after="40"/>
+              <w:jc w:val="left"/>
             </w:pPr>
             <w:r>
               <w:rPr>
@@ -673,6 +692,7 @@
           <w:p>
             <w:pPr>
               <w:spacing w:after="40"/>
+              <w:jc w:val="left"/>
             </w:pPr>
             <w:r>
               <w:rPr>
@@ -699,6 +719,7 @@
           <w:p>
             <w:pPr>
               <w:spacing w:after="40"/>
+              <w:jc w:val="left"/>
             </w:pPr>
             <w:r>
               <w:rPr>
@@ -725,6 +746,7 @@
           <w:p>
             <w:pPr>
               <w:spacing w:after="40"/>
+              <w:jc w:val="left"/>
             </w:pPr>
             <w:r>
               <w:rPr>
@@ -755,12 +777,13 @@
           <w:p>
             <w:pPr>
               <w:spacing w:after="40"/>
-            </w:pPr>
-            <w:r>
-              <w:rPr>
-                <w:rFonts w:ascii="Inter" w:cs="Inter" w:eastAsia="Inter" w:hAnsi="Inter"/>
-              </w:rPr>
-              <w:t xml:space="preserve">Avant la signature</w:t>
+              <w:jc w:val="left"/>
+            </w:pPr>
+            <w:r>
+              <w:rPr>
+                <w:rFonts w:ascii="Inter" w:cs="Inter" w:eastAsia="Inter" w:hAnsi="Inter"/>
+              </w:rPr>
+              <w:t xml:space="preserve">Avant la signature (novembre 2026 – février 2027)</w:t>
             </w:r>
           </w:p>
         </w:tc>
@@ -777,6 +800,7 @@
           <w:p>
             <w:pPr>
               <w:spacing w:after="40"/>
+              <w:jc w:val="left"/>
             </w:pPr>
             <w:r>
               <w:rPr>
@@ -799,12 +823,13 @@
           <w:p>
             <w:pPr>
               <w:spacing w:after="40"/>
-            </w:pPr>
-            <w:r>
-              <w:rPr>
-                <w:rFonts w:ascii="Inter" w:cs="Inter" w:eastAsia="Inter" w:hAnsi="Inter"/>
-              </w:rPr>
-              <w:t xml:space="preserve">Vérification que les missions confiées permettent d’acquérir les compétences du référentiel ; désignation du maître d’apprentissage</w:t>
+              <w:jc w:val="both"/>
+            </w:pPr>
+            <w:r>
+              <w:rPr>
+                <w:rFonts w:ascii="Inter" w:cs="Inter" w:eastAsia="Inter" w:hAnsi="Inter"/>
+              </w:rPr>
+              <w:t xml:space="preserve">Vérification que le poste permet d’exercer les trois activités types du titre MEM, en particulier l’encadrement d’une équipe ou d’un périmètre (rayon, univers, magasin) ; désignation du maître d’apprentissage</w:t>
             </w:r>
           </w:p>
         </w:tc>
@@ -821,6 +846,7 @@
           <w:p>
             <w:pPr>
               <w:spacing w:after="40"/>
+              <w:jc w:val="left"/>
             </w:pPr>
             <w:r>
               <w:rPr>
@@ -849,12 +875,13 @@
           <w:p>
             <w:pPr>
               <w:spacing w:after="40"/>
-            </w:pPr>
-            <w:r>
-              <w:rPr>
-                <w:rFonts w:ascii="Inter" w:cs="Inter" w:eastAsia="Inter" w:hAnsi="Inter"/>
-              </w:rPr>
-              <w:t xml:space="preserve">Semaine 1 à 2</w:t>
+              <w:jc w:val="left"/>
+            </w:pPr>
+            <w:r>
+              <w:rPr>
+                <w:rFonts w:ascii="Inter" w:cs="Inter" w:eastAsia="Inter" w:hAnsi="Inter"/>
+              </w:rPr>
+              <w:t xml:space="preserve">Semaine du 8 mars 2027</w:t>
             </w:r>
           </w:p>
         </w:tc>
@@ -872,6 +899,7 @@
           <w:p>
             <w:pPr>
               <w:spacing w:after="40"/>
+              <w:jc w:val="left"/>
             </w:pPr>
             <w:r>
               <w:rPr>
@@ -895,12 +923,13 @@
           <w:p>
             <w:pPr>
               <w:spacing w:after="40"/>
-            </w:pPr>
-            <w:r>
-              <w:rPr>
-                <w:rFonts w:ascii="Inter" w:cs="Inter" w:eastAsia="Inter" w:hAnsi="Inter"/>
-              </w:rPr>
-              <w:t xml:space="preserve">Accueil, intégration, planning d’alternance</w:t>
+              <w:jc w:val="left"/>
+            </w:pPr>
+            <w:r>
+              <w:rPr>
+                <w:rFonts w:ascii="Inter" w:cs="Inter" w:eastAsia="Inter" w:hAnsi="Inter"/>
+              </w:rPr>
+              <w:t xml:space="preserve">Accueil, intégration, calendrier d’alternance, dates des Rendez-vous du mois</w:t>
             </w:r>
           </w:p>
         </w:tc>
@@ -918,6 +947,7 @@
           <w:p>
             <w:pPr>
               <w:spacing w:after="40"/>
+              <w:jc w:val="left"/>
             </w:pPr>
             <w:r>
               <w:rPr>
@@ -945,12 +975,13 @@
           <w:p>
             <w:pPr>
               <w:spacing w:after="40"/>
-            </w:pPr>
-            <w:r>
-              <w:rPr>
-                <w:rFonts w:ascii="Inter" w:cs="Inter" w:eastAsia="Inter" w:hAnsi="Inter"/>
-              </w:rPr>
-              <w:t xml:space="preserve">Avant la fin des 45 jours</w:t>
+              <w:jc w:val="left"/>
+            </w:pPr>
+            <w:r>
+              <w:rPr>
+                <w:rFonts w:ascii="Inter" w:cs="Inter" w:eastAsia="Inter" w:hAnsi="Inter"/>
+              </w:rPr>
+              <w:t xml:space="preserve">Du 12 au 30 avril 2027 (avant la fin des 45 premiers jours en entreprise)</w:t>
             </w:r>
           </w:p>
         </w:tc>
@@ -967,6 +998,7 @@
           <w:p>
             <w:pPr>
               <w:spacing w:after="40"/>
+              <w:jc w:val="left"/>
             </w:pPr>
             <w:r>
               <w:rPr>
@@ -974,7 +1006,7 @@
                 <w:b/>
                 <w:bCs/>
               </w:rPr>
-              <w:t xml:space="preserve">Visite en entreprise</w:t>
+              <w:t xml:space="preserve">Première visite en entreprise</w:t>
             </w:r>
             <w:r>
               <w:rPr>
@@ -997,6 +1029,7 @@
           <w:p>
             <w:pPr>
               <w:spacing w:after="40"/>
+              <w:jc w:val="left"/>
             </w:pPr>
             <w:r>
               <w:rPr>
@@ -1019,6 +1052,7 @@
           <w:p>
             <w:pPr>
               <w:spacing w:after="40"/>
+              <w:jc w:val="left"/>
             </w:pPr>
             <w:r>
               <w:rPr>
@@ -1047,12 +1081,13 @@
           <w:p>
             <w:pPr>
               <w:spacing w:after="40"/>
-            </w:pPr>
-            <w:r>
-              <w:rPr>
-                <w:rFonts w:ascii="Inter" w:cs="Inter" w:eastAsia="Inter" w:hAnsi="Inter"/>
-              </w:rPr>
-              <w:t xml:space="preserve">Chaque trimestre</w:t>
+              <w:jc w:val="left"/>
+            </w:pPr>
+            <w:r>
+              <w:rPr>
+                <w:rFonts w:ascii="Inter" w:cs="Inter" w:eastAsia="Inter" w:hAnsi="Inter"/>
+              </w:rPr>
+              <w:t xml:space="preserve">Mai, août, novembre 2027, février 2028</w:t>
             </w:r>
           </w:p>
         </w:tc>
@@ -1070,12 +1105,13 @@
           <w:p>
             <w:pPr>
               <w:spacing w:after="40"/>
-            </w:pPr>
-            <w:r>
-              <w:rPr>
-                <w:rFonts w:ascii="Inter" w:cs="Inter" w:eastAsia="Inter" w:hAnsi="Inter"/>
-              </w:rPr>
-              <w:t xml:space="preserve">Point de suivi (visio ou téléphone)</w:t>
+              <w:jc w:val="left"/>
+            </w:pPr>
+            <w:r>
+              <w:rPr>
+                <w:rFonts w:ascii="Inter" w:cs="Inter" w:eastAsia="Inter" w:hAnsi="Inter"/>
+              </w:rPr>
+              <w:t xml:space="preserve">Entretien trimestriel de l’apprenti, avec un point téléphonique ou en visio avec le maître d’apprentissage</w:t>
             </w:r>
           </w:p>
         </w:tc>
@@ -1093,12 +1129,13 @@
           <w:p>
             <w:pPr>
               <w:spacing w:after="40"/>
-            </w:pPr>
-            <w:r>
-              <w:rPr>
-                <w:rFonts w:ascii="Inter" w:cs="Inter" w:eastAsia="Inter" w:hAnsi="Inter"/>
-              </w:rPr>
-              <w:t xml:space="preserve">Progression, missions à venir, assiduité</w:t>
+              <w:jc w:val="left"/>
+            </w:pPr>
+            <w:r>
+              <w:rPr>
+                <w:rFonts w:ascii="Inter" w:cs="Inter" w:eastAsia="Inter" w:hAnsi="Inter"/>
+              </w:rPr>
+              <w:t xml:space="preserve">Progression, missions à venir, dossier professionnel, assiduité</w:t>
             </w:r>
           </w:p>
         </w:tc>
@@ -1116,6 +1153,7 @@
           <w:p>
             <w:pPr>
               <w:spacing w:after="40"/>
+              <w:jc w:val="left"/>
             </w:pPr>
             <w:r>
               <w:rPr>
@@ -1143,12 +1181,13 @@
           <w:p>
             <w:pPr>
               <w:spacing w:after="40"/>
-            </w:pPr>
-            <w:r>
-              <w:rPr>
-                <w:rFonts w:ascii="Inter" w:cs="Inter" w:eastAsia="Inter" w:hAnsi="Inter"/>
-              </w:rPr>
-              <w:t xml:space="preserve">Mois 6</w:t>
+              <w:jc w:val="left"/>
+            </w:pPr>
+            <w:r>
+              <w:rPr>
+                <w:rFonts w:ascii="Inter" w:cs="Inter" w:eastAsia="Inter" w:hAnsi="Inter"/>
+              </w:rPr>
+              <w:t xml:space="preserve">Septembre 2027 (mois 7)</w:t>
             </w:r>
           </w:p>
         </w:tc>
@@ -1165,6 +1204,7 @@
           <w:p>
             <w:pPr>
               <w:spacing w:after="40"/>
+              <w:jc w:val="left"/>
             </w:pPr>
             <w:r>
               <w:rPr>
@@ -1189,12 +1229,13 @@
           <w:p>
             <w:pPr>
               <w:spacing w:after="40"/>
-            </w:pPr>
-            <w:r>
-              <w:rPr>
-                <w:rFonts w:ascii="Inter" w:cs="Inter" w:eastAsia="Inter" w:hAnsi="Inter"/>
-              </w:rPr>
-              <w:t xml:space="preserve">Bilan intermédiaire des compétences, ajustement des missions</w:t>
+              <w:jc w:val="left"/>
+            </w:pPr>
+            <w:r>
+              <w:rPr>
+                <w:rFonts w:ascii="Inter" w:cs="Inter" w:eastAsia="Inter" w:hAnsi="Inter"/>
+              </w:rPr>
+              <w:t xml:space="preserve">Bilan intermédiaire des compétences, ajustement des missions pour le CCP 3</w:t>
             </w:r>
           </w:p>
         </w:tc>
@@ -1211,6 +1252,7 @@
           <w:p>
             <w:pPr>
               <w:spacing w:after="40"/>
+              <w:jc w:val="left"/>
             </w:pPr>
             <w:r>
               <w:rPr>
@@ -1239,12 +1281,13 @@
           <w:p>
             <w:pPr>
               <w:spacing w:after="40"/>
-            </w:pPr>
-            <w:r>
-              <w:rPr>
-                <w:rFonts w:ascii="Inter" w:cs="Inter" w:eastAsia="Inter" w:hAnsi="Inter"/>
-              </w:rPr>
-              <w:t xml:space="preserve">Mois 10 à 11</w:t>
+              <w:jc w:val="left"/>
+            </w:pPr>
+            <w:r>
+              <w:rPr>
+                <w:rFonts w:ascii="Inter" w:cs="Inter" w:eastAsia="Inter" w:hAnsi="Inter"/>
+              </w:rPr>
+              <w:t xml:space="preserve">Décembre 2027 – janvier 2028</w:t>
             </w:r>
           </w:p>
         </w:tc>
@@ -1262,12 +1305,13 @@
           <w:p>
             <w:pPr>
               <w:spacing w:after="40"/>
-            </w:pPr>
-            <w:r>
-              <w:rPr>
-                <w:rFonts w:ascii="Inter" w:cs="Inter" w:eastAsia="Inter" w:hAnsi="Inter"/>
-              </w:rPr>
-              <w:t xml:space="preserve">Point de préparation à la certification</w:t>
+              <w:jc w:val="left"/>
+            </w:pPr>
+            <w:r>
+              <w:rPr>
+                <w:rFonts w:ascii="Inter" w:cs="Inter" w:eastAsia="Inter" w:hAnsi="Inter"/>
+              </w:rPr>
+              <w:t xml:space="preserve">Point de préparation à la session</w:t>
             </w:r>
           </w:p>
         </w:tc>
@@ -1285,12 +1329,13 @@
           <w:p>
             <w:pPr>
               <w:spacing w:after="40"/>
-            </w:pPr>
-            <w:r>
-              <w:rPr>
-                <w:rFonts w:ascii="Inter" w:cs="Inter" w:eastAsia="Inter" w:hAnsi="Inter"/>
-              </w:rPr>
-              <w:t xml:space="preserve">Situations professionnelles à mobiliser pour l’examen</w:t>
+              <w:jc w:val="left"/>
+            </w:pPr>
+            <w:r>
+              <w:rPr>
+                <w:rFonts w:ascii="Inter" w:cs="Inter" w:eastAsia="Inter" w:hAnsi="Inter"/>
+              </w:rPr>
+              <w:t xml:space="preserve">Situations professionnelles à présenter dans le dossier professionnel et au jury</w:t>
             </w:r>
           </w:p>
         </w:tc>
@@ -1308,6 +1353,7 @@
           <w:p>
             <w:pPr>
               <w:spacing w:after="40"/>
+              <w:jc w:val="left"/>
             </w:pPr>
             <w:r>
               <w:rPr>
@@ -1335,6 +1381,7 @@
           <w:p>
             <w:pPr>
               <w:spacing w:after="40"/>
+              <w:jc w:val="left"/>
             </w:pPr>
             <w:r>
               <w:rPr>
@@ -1357,6 +1404,7 @@
           <w:p>
             <w:pPr>
               <w:spacing w:after="40"/>
+              <w:jc w:val="left"/>
             </w:pPr>
             <w:r>
               <w:rPr>
@@ -1379,6 +1427,7 @@
           <w:p>
             <w:pPr>
               <w:spacing w:after="40"/>
+              <w:jc w:val="left"/>
             </w:pPr>
             <w:r>
               <w:rPr>
@@ -1401,6 +1450,7 @@
           <w:p>
             <w:pPr>
               <w:spacing w:after="40"/>
+              <w:jc w:val="left"/>
             </w:pPr>
             <w:r>
               <w:rPr>
@@ -1434,13 +1484,13 @@
           <w:b/>
           <w:bCs/>
         </w:rPr>
-        <w:t xml:space="preserve">au minimum 2 visites en entreprise et 4 points de suivi par an</w:t>
+        <w:t xml:space="preserve">au minimum 2 visites en entreprise et 4 entretiens trimestriels sur les 12 mois du contrat</w:t>
       </w:r>
       <w:r>
         <w:rPr>
           <w:rFonts w:ascii="Inter" w:cs="Inter" w:eastAsia="Inter" w:hAnsi="Inter"/>
         </w:rPr>
-        <w:t xml:space="preserve">, auxquels s’ajoutent les visites sur alerte. Pour un contrat de 24 mois, le cycle est reconduit la deuxième année.</w:t>
+        <w:t xml:space="preserve">, auxquels s’ajoutent les visites sur alerte. Le planning annuel complet figure en pièce n° 20.</w:t>
       </w:r>
     </w:p>
     <w:p>
@@ -1491,6 +1541,7 @@
           <w:p>
             <w:pPr>
               <w:spacing w:after="40"/>
+              <w:jc w:val="left"/>
             </w:pPr>
             <w:r>
               <w:rPr>
@@ -1517,6 +1568,7 @@
           <w:p>
             <w:pPr>
               <w:spacing w:after="40"/>
+              <w:jc w:val="left"/>
             </w:pPr>
             <w:r>
               <w:rPr>
@@ -1547,6 +1599,7 @@
           <w:p>
             <w:pPr>
               <w:spacing w:after="40"/>
+              <w:jc w:val="left"/>
             </w:pPr>
             <w:r>
               <w:rPr>
@@ -1569,6 +1622,7 @@
           <w:p>
             <w:pPr>
               <w:spacing w:after="40"/>
+              <w:jc w:val="both"/>
             </w:pPr>
             <w:r>
               <w:rPr>
@@ -1597,6 +1651,7 @@
           <w:p>
             <w:pPr>
               <w:spacing w:after="40"/>
+              <w:jc w:val="left"/>
             </w:pPr>
             <w:r>
               <w:rPr>
@@ -1620,6 +1675,7 @@
           <w:p>
             <w:pPr>
               <w:spacing w:after="40"/>
+              <w:jc w:val="left"/>
             </w:pPr>
             <w:r>
               <w:rPr>
@@ -1647,6 +1703,7 @@
           <w:p>
             <w:pPr>
               <w:spacing w:after="40"/>
+              <w:jc w:val="left"/>
             </w:pPr>
             <w:r>
               <w:rPr>
@@ -1669,6 +1726,7 @@
           <w:p>
             <w:pPr>
               <w:spacing w:after="40"/>
+              <w:jc w:val="left"/>
             </w:pPr>
             <w:r>
               <w:rPr>
@@ -1697,6 +1755,7 @@
           <w:p>
             <w:pPr>
               <w:spacing w:after="40"/>
+              <w:jc w:val="left"/>
             </w:pPr>
             <w:r>
               <w:rPr>
@@ -1720,12 +1779,13 @@
           <w:p>
             <w:pPr>
               <w:spacing w:after="40"/>
-            </w:pPr>
-            <w:r>
-              <w:rPr>
-                <w:rFonts w:ascii="Inter" w:cs="Inter" w:eastAsia="Inter" w:hAnsi="Inter"/>
-              </w:rPr>
-              <w:t xml:space="preserve">Présentation du programme, retours d’expérience, formation (pièce n° 17) — 2 fois par an</w:t>
+              <w:jc w:val="left"/>
+            </w:pPr>
+            <w:r>
+              <w:rPr>
+                <w:rFonts w:ascii="Inter" w:cs="Inter" w:eastAsia="Inter" w:hAnsi="Inter"/>
+              </w:rPr>
+              <w:t xml:space="preserve">Réunion de lancement en février 2027, puis réunions d’échange en septembre 2027 et janvier 2028 (pièce n° 17)</w:t>
             </w:r>
           </w:p>
         </w:tc>
@@ -1747,6 +1807,7 @@
           <w:p>
             <w:pPr>
               <w:spacing w:after="40"/>
+              <w:jc w:val="left"/>
             </w:pPr>
             <w:r>
               <w:rPr>
@@ -1769,6 +1830,7 @@
           <w:p>
             <w:pPr>
               <w:spacing w:after="40"/>
+              <w:jc w:val="left"/>
             </w:pPr>
             <w:r>
               <w:rPr>
@@ -1822,6 +1884,7 @@
           <w:numId w:val="2"/>
         </w:numPr>
         <w:spacing w:after="60" w:line="276"/>
+        <w:jc w:val="both"/>
       </w:pPr>
       <w:r>
         <w:rPr>
@@ -1835,7 +1898,7 @@
         <w:rPr>
           <w:rFonts w:ascii="Inter" w:cs="Inter" w:eastAsia="Inter" w:hAnsi="Inter"/>
         </w:rPr>
-        <w:t xml:space="preserve"> : avant la signature, la fiche « Adéquation poste / référentiel » vérifie que le poste couvre les activités types de la certification. En cas d’écart, YEBA FORMATIONS propose des missions complémentaires ou refuse d’accompagner la signature.</w:t>
+        <w:t xml:space="preserve"> : avant la signature, la fiche « Adéquation poste / référentiel » vérifie que le poste couvre les trois activités types du titre MEM. En cas d’écart, YEBA FORMATIONS propose des missions complémentaires ou refuse d’accompagner la signature.</w:t>
       </w:r>
     </w:p>
     <w:p>
@@ -1846,6 +1909,7 @@
           <w:numId w:val="2"/>
         </w:numPr>
         <w:spacing w:after="60" w:line="276"/>
+        <w:jc w:val="both"/>
       </w:pPr>
       <w:r>
         <w:rPr>
@@ -1870,6 +1934,7 @@
           <w:numId w:val="2"/>
         </w:numPr>
         <w:spacing w:after="60" w:line="276"/>
+        <w:jc w:val="both"/>
       </w:pPr>
       <w:r>
         <w:rPr>
@@ -1910,6 +1975,7 @@
           <w:numId w:val="2"/>
         </w:numPr>
         <w:spacing w:after="60" w:line="276"/>
+        <w:jc w:val="both"/>
       </w:pPr>
       <w:r>
         <w:rPr>
@@ -1974,6 +2040,7 @@
           <w:p>
             <w:pPr>
               <w:spacing w:after="40"/>
+              <w:jc w:val="left"/>
             </w:pPr>
             <w:r>
               <w:rPr>
@@ -2000,6 +2067,7 @@
           <w:p>
             <w:pPr>
               <w:spacing w:after="40"/>
+              <w:jc w:val="left"/>
             </w:pPr>
             <w:r>
               <w:rPr>
@@ -2030,6 +2098,7 @@
           <w:p>
             <w:pPr>
               <w:spacing w:after="40"/>
+              <w:jc w:val="left"/>
             </w:pPr>
             <w:r>
               <w:rPr>
@@ -2052,6 +2121,7 @@
           <w:p>
             <w:pPr>
               <w:spacing w:after="40"/>
+              <w:jc w:val="left"/>
             </w:pPr>
             <w:r>
               <w:rPr>
@@ -2080,6 +2150,7 @@
           <w:p>
             <w:pPr>
               <w:spacing w:after="40"/>
+              <w:jc w:val="left"/>
             </w:pPr>
             <w:r>
               <w:rPr>
@@ -2103,6 +2174,7 @@
           <w:p>
             <w:pPr>
               <w:spacing w:after="40"/>
+              <w:jc w:val="left"/>
             </w:pPr>
             <w:r>
               <w:rPr>
@@ -2130,6 +2202,7 @@
           <w:p>
             <w:pPr>
               <w:spacing w:after="40"/>
+              <w:jc w:val="left"/>
             </w:pPr>
             <w:r>
               <w:rPr>
@@ -2152,6 +2225,7 @@
           <w:p>
             <w:pPr>
               <w:spacing w:after="40"/>
+              <w:jc w:val="left"/>
             </w:pPr>
             <w:r>
               <w:rPr>
@@ -2180,6 +2254,7 @@
           <w:p>
             <w:pPr>
               <w:spacing w:after="40"/>
+              <w:jc w:val="left"/>
             </w:pPr>
             <w:r>
               <w:rPr>
@@ -2203,6 +2278,7 @@
           <w:p>
             <w:pPr>
               <w:spacing w:after="40"/>
+              <w:jc w:val="left"/>
             </w:pPr>
             <w:r>
               <w:rPr>
@@ -2267,6 +2343,7 @@
           <w:p>
             <w:pPr>
               <w:spacing w:after="50"/>
+              <w:jc w:val="both"/>
             </w:pPr>
             <w:r>
               <w:rPr>
@@ -2302,6 +2379,7 @@
           <w:p>
             <w:pPr>
               <w:spacing w:after="50"/>
+              <w:jc w:val="both"/>
             </w:pPr>
             <w:r>
               <w:rPr>

--- a/dossier-deets-apprentissage/word/07_Notice_suivi_en_entreprise_et_coherence_CFA_entreprise.docx
+++ b/dossier-deets-apprentissage/word/07_Notice_suivi_en_entreprise_et_coherence_CFA_entreprise.docx
@@ -4,29 +4,47 @@
   <w:body>
     <w:p>
       <w:pPr>
-        <w:spacing w:after="40"/>
-      </w:pPr>
-      <w:r>
-        <w:rPr>
-          <w:rFonts w:ascii="Montserrat" w:cs="Montserrat" w:eastAsia="Montserrat" w:hAnsi="Montserrat"/>
-          <w:b/>
-          <w:bCs/>
-          <w:color w:val="1B3A6B"/>
-          <w:sz w:val="40"/>
-          <w:szCs w:val="40"/>
-        </w:rPr>
-        <w:t xml:space="preserve">YEBA</w:t>
-      </w:r>
-      <w:r>
-        <w:rPr>
-          <w:rFonts w:ascii="Montserrat" w:cs="Montserrat" w:eastAsia="Montserrat" w:hAnsi="Montserrat"/>
-          <w:b/>
-          <w:bCs/>
-          <w:color w:val="C9AB4C"/>
-          <w:sz w:val="40"/>
-          <w:szCs w:val="40"/>
-        </w:rPr>
-        <w:t xml:space="preserve">  FORMATIONS</w:t>
+        <w:spacing w:after="80"/>
+      </w:pPr>
+      <w:r>
+        <w:drawing>
+          <wp:inline distT="0" distB="0" distL="0" distR="0">
+            <wp:extent cx="1143000" cy="971550"/>
+            <wp:effectExtent t="0" r="0" b="0" l="0"/>
+            <wp:docPr id="1" name="logo" descr="Logo YEBA FORMATIONS" title="Logo YEBA FORMATIONS"/>
+            <wp:cNvGraphicFramePr>
+              <a:graphicFrameLocks xmlns:a="http://schemas.openxmlformats.org/drawingml/2006/main" noChangeAspect="1"/>
+            </wp:cNvGraphicFramePr>
+            <a:graphic xmlns:a="http://schemas.openxmlformats.org/drawingml/2006/main">
+              <a:graphicData uri="http://schemas.openxmlformats.org/drawingml/2006/picture">
+                <pic:pic xmlns:pic="http://schemas.openxmlformats.org/drawingml/2006/picture">
+                  <pic:nvPicPr>
+                    <pic:cNvPr id="0" name="" descr=""/>
+                    <pic:cNvPicPr>
+                      <a:picLocks noChangeAspect="1" noChangeArrowheads="1"/>
+                    </pic:cNvPicPr>
+                  </pic:nvPicPr>
+                  <pic:blipFill>
+                    <a:blip r:embed="rId9" cstate="none"/>
+                    <a:srcRect/>
+                    <a:stretch>
+                      <a:fillRect/>
+                    </a:stretch>
+                  </pic:blipFill>
+                  <pic:spPr bwMode="auto">
+                    <a:xfrm>
+                      <a:off x="0" y="0"/>
+                      <a:ext cx="1143000" cy="971550"/>
+                    </a:xfrm>
+                    <a:prstGeom prst="rect">
+                      <a:avLst/>
+                    </a:prstGeom>
+                  </pic:spPr>
+                </pic:pic>
+              </a:graphicData>
+            </a:graphic>
+          </wp:inline>
+        </w:drawing>
       </w:r>
     </w:p>
     <w:p>
@@ -512,7 +530,7 @@
               <w:rPr>
                 <w:rFonts w:ascii="Inter" w:cs="Inter" w:eastAsia="Inter" w:hAnsi="Inter"/>
               </w:rPr>
-              <w:t xml:space="preserve">Aurélien LUMEKA, Directeur</w:t>
+              <w:t xml:space="preserve">Aurélien LUMEKA, Directeur — +262 693 32 24 45 — yebaformations@gmail.com</w:t>
             </w:r>
           </w:p>
         </w:tc>
@@ -565,7 +583,7 @@
               <w:rPr>
                 <w:rFonts w:ascii="Inter" w:cs="Inter" w:eastAsia="Inter" w:hAnsi="Inter"/>
               </w:rPr>
-              <w:t xml:space="preserve">Version 2 du 28/10/2026</w:t>
+              <w:t xml:space="preserve">Version 3 du 30/10/2026</w:t>
             </w:r>
           </w:p>
         </w:tc>
@@ -1836,23 +1854,7 @@
               <w:rPr>
                 <w:rFonts w:ascii="Inter" w:cs="Inter" w:eastAsia="Inter" w:hAnsi="Inter"/>
               </w:rPr>
-              <w:t xml:space="preserve">Contact du formateur référent : </w:t>
-            </w:r>
-            <w:r>
-              <w:rPr>
-                <w:rFonts w:ascii="Inter" w:cs="Inter" w:eastAsia="Inter" w:hAnsi="Inter"/>
-                <w:b/>
-                <w:bCs/>
-                <w:highlight w:val="yellow"/>
-                <w:highlightCs w:val="yellow"/>
-              </w:rPr>
-              <w:t xml:space="preserve">[téléphone, courriel]</w:t>
-            </w:r>
-            <w:r>
-              <w:rPr>
-                <w:rFonts w:ascii="Inter" w:cs="Inter" w:eastAsia="Inter" w:hAnsi="Inter"/>
-              </w:rPr>
-              <w:t xml:space="preserve"> ; réponse sous 48 heures ouvrées</w:t>
+              <w:t xml:space="preserve">Contact du formateur référent : +262 693 32 24 45 — yebaformations@gmail.com ; réponse sous 48 heures ouvrées</w:t>
             </w:r>
           </w:p>
         </w:tc>

--- a/dossier-deets-apprentissage/word/07_Notice_suivi_en_entreprise_et_coherence_CFA_entreprise.docx
+++ b/dossier-deets-apprentissage/word/07_Notice_suivi_en_entreprise_et_coherence_CFA_entreprise.docx
@@ -455,7 +455,7 @@
               <w:rPr>
                 <w:rFonts w:ascii="Inter" w:cs="Inter" w:eastAsia="Inter" w:hAnsi="Inter"/>
               </w:rPr>
-              <w:t xml:space="preserve">Certification Qualiopi</w:t>
+              <w:t xml:space="preserve">Adresse administrative (courrier)</w:t>
             </w:r>
           </w:p>
         </w:tc>
@@ -473,13 +473,13 @@
           <w:p>
             <w:pPr>
               <w:spacing w:after="40"/>
-              <w:jc w:val="both"/>
-            </w:pPr>
-            <w:r>
-              <w:rPr>
-                <w:rFonts w:ascii="Inter" w:cs="Inter" w:eastAsia="Inter" w:hAnsi="Inter"/>
-              </w:rPr>
-              <w:t xml:space="preserve">n° 25FOR02027.1 (actions de formation). Extension à la catégorie « actions de formation par apprentissage » engagée : l’audit d’extension sera réalisé dès l’entrée en formation du premier apprenti (courriel de l’organisme certificateur du 14/10/2026).</w:t>
+              <w:jc w:val="left"/>
+            </w:pPr>
+            <w:r>
+              <w:rPr>
+                <w:rFonts w:ascii="Inter" w:cs="Inter" w:eastAsia="Inter" w:hAnsi="Inter"/>
+              </w:rPr>
+              <w:t xml:space="preserve">9 rue Françoise Châtelain, Bâtiment A, Entrée 1, Porte 0042, 97490 Saint-Denis</w:t>
             </w:r>
           </w:p>
         </w:tc>
@@ -507,7 +507,7 @@
               <w:rPr>
                 <w:rFonts w:ascii="Inter" w:cs="Inter" w:eastAsia="Inter" w:hAnsi="Inter"/>
               </w:rPr>
-              <w:t xml:space="preserve">Responsable</w:t>
+              <w:t xml:space="preserve">Certification Qualiopi</w:t>
             </w:r>
           </w:p>
         </w:tc>
@@ -524,13 +524,27 @@
           <w:p>
             <w:pPr>
               <w:spacing w:after="40"/>
-              <w:jc w:val="left"/>
-            </w:pPr>
-            <w:r>
-              <w:rPr>
-                <w:rFonts w:ascii="Inter" w:cs="Inter" w:eastAsia="Inter" w:hAnsi="Inter"/>
-              </w:rPr>
-              <w:t xml:space="preserve">Aurélien LUMEKA, Directeur — +262 693 32 24 45 — yebaformations@gmail.com</w:t>
+              <w:jc w:val="both"/>
+            </w:pPr>
+            <w:r>
+              <w:rPr>
+                <w:rFonts w:ascii="Inter" w:cs="Inter" w:eastAsia="Inter" w:hAnsi="Inter"/>
+              </w:rPr>
+              <w:t xml:space="preserve">n° 25FOR02027.1, délivrée par QUALITIA Certification, valable du 17/02/2026 au 16/02/2029. Catégories certifiées (art. L.6313-1 du Code du travail) : actions de formation, bilans de compétences, actions de validation des acquis de l’expérience et </w:t>
+            </w:r>
+            <w:r>
+              <w:rPr>
+                <w:rFonts w:ascii="Inter" w:cs="Inter" w:eastAsia="Inter" w:hAnsi="Inter"/>
+                <w:b/>
+                <w:bCs/>
+              </w:rPr>
+              <w:t xml:space="preserve">actions de formation par apprentissage</w:t>
+            </w:r>
+            <w:r>
+              <w:rPr>
+                <w:rFonts w:ascii="Inter" w:cs="Inter" w:eastAsia="Inter" w:hAnsi="Inter"/>
+              </w:rPr>
+              <w:t xml:space="preserve">.</w:t>
             </w:r>
           </w:p>
         </w:tc>
@@ -559,7 +573,7 @@
               <w:rPr>
                 <w:rFonts w:ascii="Inter" w:cs="Inter" w:eastAsia="Inter" w:hAnsi="Inter"/>
               </w:rPr>
-              <w:t xml:space="preserve">Version</w:t>
+              <w:t xml:space="preserve">Responsable</w:t>
             </w:r>
           </w:p>
         </w:tc>
@@ -583,7 +597,58 @@
               <w:rPr>
                 <w:rFonts w:ascii="Inter" w:cs="Inter" w:eastAsia="Inter" w:hAnsi="Inter"/>
               </w:rPr>
-              <w:t xml:space="preserve">Version 3 du 30/10/2026</w:t>
+              <w:t xml:space="preserve">Aurélien LUMEKA, Directeur — +262 693 32 24 45 — yebaformations@gmail.com</w:t>
+            </w:r>
+          </w:p>
+        </w:tc>
+      </w:tr>
+      <w:tr>
+        <w:trPr>
+          <w:cantSplit/>
+        </w:trPr>
+        <w:tc>
+          <w:tcPr>
+            <w:tcW w:type="dxa" w:w="2600"/>
+            <w:tcMar>
+              <w:top w:type="dxa" w:w="60"/>
+              <w:left w:type="dxa" w:w="90"/>
+              <w:bottom w:type="dxa" w:w="60"/>
+              <w:right w:type="dxa" w:w="90"/>
+            </w:tcMar>
+          </w:tcPr>
+          <w:p>
+            <w:pPr>
+              <w:spacing w:after="40"/>
+              <w:jc w:val="left"/>
+            </w:pPr>
+            <w:r>
+              <w:rPr>
+                <w:rFonts w:ascii="Inter" w:cs="Inter" w:eastAsia="Inter" w:hAnsi="Inter"/>
+              </w:rPr>
+              <w:t xml:space="preserve">Version</w:t>
+            </w:r>
+          </w:p>
+        </w:tc>
+        <w:tc>
+          <w:tcPr>
+            <w:tcW w:type="dxa" w:w="7038"/>
+            <w:tcMar>
+              <w:top w:type="dxa" w:w="60"/>
+              <w:left w:type="dxa" w:w="90"/>
+              <w:bottom w:type="dxa" w:w="60"/>
+              <w:right w:type="dxa" w:w="90"/>
+            </w:tcMar>
+          </w:tcPr>
+          <w:p>
+            <w:pPr>
+              <w:spacing w:after="40"/>
+              <w:jc w:val="left"/>
+            </w:pPr>
+            <w:r>
+              <w:rPr>
+                <w:rFonts w:ascii="Inter" w:cs="Inter" w:eastAsia="Inter" w:hAnsi="Inter"/>
+              </w:rPr>
+              <w:t xml:space="preserve">Version 4 du 30/10/2026</w:t>
             </w:r>
           </w:p>
         </w:tc>
@@ -999,7 +1064,7 @@
               <w:rPr>
                 <w:rFonts w:ascii="Inter" w:cs="Inter" w:eastAsia="Inter" w:hAnsi="Inter"/>
               </w:rPr>
-              <w:t xml:space="preserve">Du 12 au 30 avril 2027 (avant la fin des 45 premiers jours en entreprise)</w:t>
+              <w:t xml:space="preserve">Du 12 avril au 7 mai 2027 (avant la fin des 45 premiers jours de formation pratique en entreprise)</w:t>
             </w:r>
           </w:p>
         </w:tc>
